--- a/PRP申請書類 自動転記ツール/99_data/テンプレート/SOP/16-1 【D】提供管理手順書.docx
+++ b/PRP申請書類 自動転記ツール/99_data/テンプレート/SOP/16-1 【D】提供管理手順書.docx
@@ -6,13 +6,10 @@
       <w:pPr>
         <w:jc w:val="center"/>
         <w:rPr>
-          <w:rFonts w:hint="eastAsia"/>
-          <w:color w:val="000000"/>
-          <w:lang w:eastAsia="ja-JP"/>
-        </w:rPr>
-      </w:pPr>
-      <w:bookmarkStart w:id="0" w:name="_GoBack"/>
-      <w:bookmarkEnd w:id="0"/>
+          <w:color w:val="000000"/>
+          <w:lang w:eastAsia="ja-JP"/>
+        </w:rPr>
+      </w:pPr>
       <w:r>
         <w:rPr>
           <w:b/>
@@ -99,25 +96,22 @@
     <w:p>
       <w:pPr>
         <w:rPr>
-          <w:rFonts w:hint="eastAsia"/>
-          <w:color w:val="000000"/>
-          <w:lang w:eastAsia="ja-JP"/>
-        </w:rPr>
-      </w:pPr>
-    </w:p>
-    <w:p>
-      <w:pPr>
-        <w:rPr>
-          <w:rFonts w:hint="eastAsia"/>
-          <w:color w:val="000000"/>
-          <w:lang w:eastAsia="ja-JP"/>
-        </w:rPr>
-      </w:pPr>
-    </w:p>
-    <w:p>
-      <w:pPr>
-        <w:rPr>
-          <w:rFonts w:hint="eastAsia"/>
+          <w:color w:val="000000"/>
+          <w:lang w:eastAsia="ja-JP"/>
+        </w:rPr>
+      </w:pPr>
+    </w:p>
+    <w:p>
+      <w:pPr>
+        <w:rPr>
+          <w:color w:val="000000"/>
+          <w:lang w:eastAsia="ja-JP"/>
+        </w:rPr>
+      </w:pPr>
+    </w:p>
+    <w:p>
+      <w:pPr>
+        <w:rPr>
           <w:b/>
           <w:bCs/>
           <w:color w:val="000000"/>
@@ -129,7 +123,6 @@
     <w:p>
       <w:pPr>
         <w:rPr>
-          <w:rFonts w:hint="eastAsia"/>
           <w:b/>
           <w:bCs/>
           <w:color w:val="000000"/>
@@ -141,7 +134,6 @@
     <w:p>
       <w:pPr>
         <w:rPr>
-          <w:rFonts w:hint="eastAsia"/>
           <w:b/>
           <w:bCs/>
           <w:color w:val="000000"/>
@@ -153,7 +145,6 @@
     <w:p>
       <w:pPr>
         <w:rPr>
-          <w:rFonts w:hint="eastAsia"/>
           <w:b/>
           <w:bCs/>
           <w:color w:val="000000"/>
@@ -248,7 +239,7 @@
       <w:pPr>
         <w:jc w:val="center"/>
         <w:rPr>
-          <w:rFonts w:ascii="ＭＳ ゴシック" w:eastAsia="ＭＳ ゴシック" w:hAnsi="ＭＳ ゴシック" w:hint="eastAsia"/>
+          <w:rFonts w:ascii="ＭＳ ゴシック" w:eastAsia="ＭＳ ゴシック" w:hAnsi="ＭＳ ゴシック"/>
           <w:b/>
           <w:bCs/>
           <w:color w:val="000000"/>
@@ -283,7 +274,7 @@
       <w:pPr>
         <w:jc w:val="center"/>
         <w:rPr>
-          <w:rFonts w:ascii="ＭＳ ゴシック" w:eastAsia="ＭＳ ゴシック" w:hAnsi="ＭＳ ゴシック" w:hint="eastAsia"/>
+          <w:rFonts w:ascii="ＭＳ ゴシック" w:eastAsia="ＭＳ ゴシック" w:hAnsi="ＭＳ ゴシック"/>
           <w:b/>
           <w:bCs/>
           <w:color w:val="000000"/>
@@ -318,7 +309,7 @@
       <w:pPr>
         <w:jc w:val="center"/>
         <w:rPr>
-          <w:rFonts w:ascii="ＭＳ ゴシック" w:eastAsia="ＭＳ ゴシック" w:hAnsi="ＭＳ ゴシック" w:hint="eastAsia"/>
+          <w:rFonts w:ascii="ＭＳ ゴシック" w:eastAsia="ＭＳ ゴシック" w:hAnsi="ＭＳ ゴシック"/>
           <w:b/>
           <w:bCs/>
           <w:color w:val="000000"/>
@@ -385,7 +376,7 @@
     <w:p>
       <w:pPr>
         <w:rPr>
-          <w:rFonts w:ascii="ＭＳ ゴシック" w:eastAsia="ＭＳ ゴシック" w:hAnsi="ＭＳ ゴシック" w:hint="eastAsia"/>
+          <w:rFonts w:ascii="ＭＳ ゴシック" w:eastAsia="ＭＳ ゴシック" w:hAnsi="ＭＳ ゴシック"/>
           <w:b/>
           <w:bCs/>
           <w:color w:val="000000"/>
@@ -397,39 +388,30 @@
     <w:p>
       <w:pPr>
         <w:jc w:val="center"/>
-        <w:rPr>
-          <w:rFonts w:ascii="ＭＳ ゴシック" w:eastAsia="ＭＳ ゴシック" w:hAnsi="ＭＳ ゴシック" w:hint="eastAsia"/>
-          <w:color w:val="FF0000"/>
-          <w:sz w:val="32"/>
-          <w:lang w:eastAsia="zh-TW"/>
-        </w:rPr>
-      </w:pPr>
-      <w:r>
-        <w:rPr>
-          <w:rFonts w:ascii="ＭＳ ゴシック" w:eastAsia="ＭＳ ゴシック" w:hAnsi="ＭＳ ゴシック" w:hint="eastAsia"/>
-          <w:color w:val="000000"/>
-          <w:sz w:val="32"/>
-          <w:lang w:eastAsia="zh-TW"/>
-        </w:rPr>
-        <w:t>文書番号</w:t>
-      </w:r>
-      <w:r>
-        <w:rPr>
-          <w:rFonts w:ascii="ＭＳ ゴシック" w:eastAsia="ＭＳ ゴシック" w:hAnsi="ＭＳ ゴシック" w:hint="eastAsia"/>
-          <w:color w:val="000000"/>
-          <w:sz w:val="32"/>
-          <w:lang w:eastAsia="zh-TW"/>
-        </w:rPr>
-        <w:t>：</w:t>
-      </w:r>
-      <w:r>
         <w:rPr>
           <w:rFonts w:ascii="ＭＳ ゴシック" w:eastAsia="ＭＳ ゴシック" w:hAnsi="ＭＳ ゴシック"/>
           <w:color w:val="FF0000"/>
           <w:sz w:val="32"/>
           <w:lang w:eastAsia="zh-TW"/>
         </w:rPr>
-        <w:t>PRP</w:t>
+      </w:pPr>
+      <w:r>
+        <w:rPr>
+          <w:rFonts w:ascii="ＭＳ ゴシック" w:eastAsia="ＭＳ ゴシック" w:hAnsi="ＭＳ ゴシック" w:hint="eastAsia"/>
+          <w:color w:val="000000"/>
+          <w:sz w:val="32"/>
+          <w:lang w:eastAsia="zh-TW"/>
+        </w:rPr>
+        <w:t>文書番号</w:t>
+      </w:r>
+      <w:r>
+        <w:rPr>
+          <w:rFonts w:ascii="ＭＳ ゴシック" w:eastAsia="ＭＳ ゴシック" w:hAnsi="ＭＳ ゴシック" w:hint="eastAsia"/>
+          <w:color w:val="000000"/>
+          <w:sz w:val="32"/>
+          <w:lang w:eastAsia="zh-TW"/>
+        </w:rPr>
+        <w:t>：</w:t>
       </w:r>
       <w:r>
         <w:rPr>
@@ -438,16 +420,7 @@
           <w:sz w:val="32"/>
           <w:lang w:eastAsia="zh-TW"/>
         </w:rPr>
-        <w:t>-</w:t>
-      </w:r>
-      <w:r>
-        <w:rPr>
-          <w:rFonts w:ascii="ＭＳ ゴシック" w:eastAsia="ＭＳ ゴシック" w:hAnsi="ＭＳ ゴシック" w:hint="eastAsia"/>
-          <w:color w:val="FF0000"/>
-          <w:sz w:val="32"/>
-          <w:lang w:eastAsia="zh-TW"/>
-        </w:rPr>
-        <w:t>D</w:t>
+        <w:t>PRP</w:t>
       </w:r>
       <w:r>
         <w:rPr>
@@ -456,33 +429,51 @@
           <w:sz w:val="32"/>
           <w:lang w:eastAsia="zh-TW"/>
         </w:rPr>
-        <w:t>-01</w:t>
-      </w:r>
-    </w:p>
-    <w:p>
-      <w:pPr>
-        <w:rPr>
-          <w:rFonts w:ascii="ＭＳ ゴシック" w:eastAsia="ＭＳ ゴシック" w:hAnsi="ＭＳ ゴシック" w:hint="eastAsia"/>
-          <w:color w:val="000000"/>
+        <w:t>-</w:t>
+      </w:r>
+      <w:r>
+        <w:rPr>
+          <w:rFonts w:ascii="ＭＳ ゴシック" w:eastAsia="ＭＳ ゴシック" w:hAnsi="ＭＳ ゴシック" w:hint="eastAsia"/>
+          <w:color w:val="FF0000"/>
           <w:sz w:val="32"/>
           <w:lang w:eastAsia="zh-TW"/>
         </w:rPr>
-      </w:pPr>
-    </w:p>
-    <w:p>
-      <w:pPr>
-        <w:rPr>
-          <w:rFonts w:ascii="ＭＳ ゴシック" w:eastAsia="ＭＳ ゴシック" w:hAnsi="ＭＳ ゴシック" w:hint="eastAsia"/>
-          <w:color w:val="000000"/>
+        <w:t>D</w:t>
+      </w:r>
+      <w:r>
+        <w:rPr>
+          <w:rFonts w:ascii="ＭＳ ゴシック" w:eastAsia="ＭＳ ゴシック" w:hAnsi="ＭＳ ゴシック"/>
+          <w:color w:val="FF0000"/>
+          <w:sz w:val="32"/>
           <w:lang w:eastAsia="zh-TW"/>
         </w:rPr>
+        <w:t>-01</w:t>
+      </w:r>
+    </w:p>
+    <w:p>
+      <w:pPr>
+        <w:rPr>
+          <w:rFonts w:ascii="ＭＳ ゴシック" w:eastAsia="ＭＳ ゴシック" w:hAnsi="ＭＳ ゴシック"/>
+          <w:color w:val="000000"/>
+          <w:sz w:val="32"/>
+          <w:lang w:eastAsia="zh-TW"/>
+        </w:rPr>
+      </w:pPr>
+    </w:p>
+    <w:p>
+      <w:pPr>
+        <w:rPr>
+          <w:rFonts w:ascii="ＭＳ ゴシック" w:eastAsia="ＭＳ ゴシック" w:hAnsi="ＭＳ ゴシック"/>
+          <w:color w:val="000000"/>
+          <w:lang w:eastAsia="zh-TW"/>
+        </w:rPr>
       </w:pPr>
     </w:p>
     <w:p>
       <w:pPr>
         <w:jc w:val="center"/>
         <w:rPr>
-          <w:rFonts w:ascii="ＭＳ ゴシック" w:eastAsia="ＭＳ ゴシック" w:hAnsi="ＭＳ ゴシック" w:hint="eastAsia"/>
+          <w:rFonts w:ascii="ＭＳ ゴシック" w:eastAsia="ＭＳ ゴシック" w:hAnsi="ＭＳ ゴシック"/>
           <w:color w:val="000000"/>
           <w:lang w:eastAsia="zh-TW"/>
         </w:rPr>
@@ -508,7 +499,7 @@
       <w:pPr>
         <w:jc w:val="center"/>
         <w:rPr>
-          <w:rFonts w:ascii="ＭＳ ゴシック" w:eastAsia="ＭＳ ゴシック" w:hAnsi="ＭＳ ゴシック" w:hint="eastAsia"/>
+          <w:rFonts w:ascii="ＭＳ ゴシック" w:eastAsia="ＭＳ ゴシック" w:hAnsi="ＭＳ ゴシック"/>
           <w:color w:val="000000"/>
           <w:lang w:eastAsia="zh-TW"/>
         </w:rPr>
@@ -518,7 +509,7 @@
       <w:pPr>
         <w:jc w:val="center"/>
         <w:rPr>
-          <w:rFonts w:ascii="ＭＳ ゴシック" w:eastAsia="ＭＳ ゴシック" w:hAnsi="ＭＳ ゴシック" w:hint="eastAsia"/>
+          <w:rFonts w:ascii="ＭＳ ゴシック" w:eastAsia="ＭＳ ゴシック" w:hAnsi="ＭＳ ゴシック"/>
           <w:color w:val="000000"/>
           <w:lang w:eastAsia="zh-TW"/>
         </w:rPr>
@@ -528,7 +519,7 @@
       <w:pPr>
         <w:jc w:val="center"/>
         <w:rPr>
-          <w:rFonts w:ascii="ＭＳ ゴシック" w:eastAsia="ＭＳ ゴシック" w:hAnsi="ＭＳ ゴシック" w:hint="eastAsia"/>
+          <w:rFonts w:ascii="ＭＳ ゴシック" w:eastAsia="ＭＳ ゴシック" w:hAnsi="ＭＳ ゴシック"/>
           <w:color w:val="000000"/>
           <w:lang w:eastAsia="zh-TW"/>
         </w:rPr>
@@ -538,7 +529,7 @@
       <w:pPr>
         <w:jc w:val="center"/>
         <w:rPr>
-          <w:rFonts w:ascii="ＭＳ ゴシック" w:eastAsia="ＭＳ ゴシック" w:hAnsi="ＭＳ ゴシック" w:hint="eastAsia"/>
+          <w:rFonts w:ascii="ＭＳ ゴシック" w:eastAsia="ＭＳ ゴシック" w:hAnsi="ＭＳ ゴシック"/>
           <w:color w:val="000000"/>
           <w:lang w:eastAsia="zh-TW"/>
         </w:rPr>
@@ -548,7 +539,7 @@
       <w:pPr>
         <w:jc w:val="center"/>
         <w:rPr>
-          <w:rFonts w:ascii="ＭＳ ゴシック" w:eastAsia="ＭＳ ゴシック" w:hAnsi="ＭＳ ゴシック" w:hint="eastAsia"/>
+          <w:rFonts w:ascii="ＭＳ ゴシック" w:eastAsia="ＭＳ ゴシック" w:hAnsi="ＭＳ ゴシック"/>
           <w:color w:val="000000"/>
           <w:lang w:eastAsia="zh-TW"/>
         </w:rPr>
@@ -558,7 +549,7 @@
       <w:pPr>
         <w:jc w:val="center"/>
         <w:rPr>
-          <w:rFonts w:ascii="ＭＳ ゴシック" w:eastAsia="ＭＳ ゴシック" w:hAnsi="ＭＳ ゴシック" w:hint="eastAsia"/>
+          <w:rFonts w:ascii="ＭＳ ゴシック" w:eastAsia="ＭＳ ゴシック" w:hAnsi="ＭＳ ゴシック"/>
           <w:color w:val="000000"/>
           <w:lang w:eastAsia="zh-TW"/>
         </w:rPr>
@@ -568,7 +559,7 @@
       <w:pPr>
         <w:jc w:val="center"/>
         <w:rPr>
-          <w:rFonts w:ascii="ＭＳ ゴシック" w:eastAsia="ＭＳ ゴシック" w:hAnsi="ＭＳ ゴシック" w:hint="eastAsia"/>
+          <w:rFonts w:ascii="ＭＳ ゴシック" w:eastAsia="ＭＳ ゴシック" w:hAnsi="ＭＳ ゴシック"/>
           <w:color w:val="000000"/>
           <w:lang w:eastAsia="zh-TW"/>
         </w:rPr>
@@ -578,7 +569,7 @@
       <w:pPr>
         <w:jc w:val="center"/>
         <w:rPr>
-          <w:rFonts w:ascii="ＭＳ ゴシック" w:eastAsia="ＭＳ ゴシック" w:hAnsi="ＭＳ ゴシック" w:hint="eastAsia"/>
+          <w:rFonts w:ascii="ＭＳ ゴシック" w:eastAsia="ＭＳ ゴシック" w:hAnsi="ＭＳ ゴシック"/>
           <w:color w:val="000000"/>
           <w:lang w:eastAsia="zh-TW"/>
         </w:rPr>
@@ -588,7 +579,7 @@
       <w:pPr>
         <w:jc w:val="center"/>
         <w:rPr>
-          <w:rFonts w:ascii="ＭＳ ゴシック" w:eastAsia="ＭＳ ゴシック" w:hAnsi="ＭＳ ゴシック" w:hint="eastAsia"/>
+          <w:rFonts w:ascii="ＭＳ ゴシック" w:eastAsia="ＭＳ ゴシック" w:hAnsi="ＭＳ ゴシック"/>
           <w:color w:val="000000"/>
           <w:lang w:eastAsia="zh-TW"/>
         </w:rPr>
@@ -598,7 +589,7 @@
       <w:pPr>
         <w:jc w:val="center"/>
         <w:rPr>
-          <w:rFonts w:ascii="ＭＳ ゴシック" w:eastAsia="ＭＳ ゴシック" w:hAnsi="ＭＳ ゴシック" w:hint="eastAsia"/>
+          <w:rFonts w:ascii="ＭＳ ゴシック" w:eastAsia="ＭＳ ゴシック" w:hAnsi="ＭＳ ゴシック"/>
           <w:color w:val="000000"/>
           <w:lang w:eastAsia="zh-TW"/>
         </w:rPr>
@@ -608,7 +599,7 @@
       <w:pPr>
         <w:jc w:val="center"/>
         <w:rPr>
-          <w:rFonts w:ascii="ＭＳ ゴシック" w:eastAsia="ＭＳ ゴシック" w:hAnsi="ＭＳ ゴシック" w:hint="eastAsia"/>
+          <w:rFonts w:ascii="ＭＳ ゴシック" w:eastAsia="ＭＳ ゴシック" w:hAnsi="ＭＳ ゴシック"/>
           <w:color w:val="000000"/>
           <w:lang w:eastAsia="zh-TW"/>
         </w:rPr>
@@ -618,7 +609,7 @@
       <w:pPr>
         <w:jc w:val="center"/>
         <w:rPr>
-          <w:rFonts w:ascii="ＭＳ ゴシック" w:eastAsia="ＭＳ ゴシック" w:hAnsi="ＭＳ ゴシック" w:hint="eastAsia"/>
+          <w:rFonts w:ascii="ＭＳ ゴシック" w:eastAsia="ＭＳ ゴシック" w:hAnsi="ＭＳ ゴシック"/>
           <w:color w:val="000000"/>
           <w:lang w:eastAsia="zh-TW"/>
         </w:rPr>
@@ -628,7 +619,7 @@
       <w:pPr>
         <w:jc w:val="center"/>
         <w:rPr>
-          <w:rFonts w:ascii="ＭＳ ゴシック" w:eastAsia="ＭＳ ゴシック" w:hAnsi="ＭＳ ゴシック" w:hint="eastAsia"/>
+          <w:rFonts w:ascii="ＭＳ ゴシック" w:eastAsia="ＭＳ ゴシック" w:hAnsi="ＭＳ ゴシック"/>
           <w:color w:val="000000"/>
           <w:lang w:eastAsia="zh-TW"/>
         </w:rPr>
@@ -638,7 +629,7 @@
       <w:pPr>
         <w:jc w:val="center"/>
         <w:rPr>
-          <w:rFonts w:ascii="ＭＳ ゴシック" w:eastAsia="ＭＳ ゴシック" w:hAnsi="ＭＳ ゴシック" w:hint="eastAsia"/>
+          <w:rFonts w:ascii="ＭＳ ゴシック" w:eastAsia="ＭＳ ゴシック" w:hAnsi="ＭＳ ゴシック"/>
           <w:color w:val="000000"/>
           <w:lang w:eastAsia="zh-TW"/>
         </w:rPr>
@@ -663,12 +654,6 @@
         <w:gridCol w:w="2520"/>
       </w:tblGrid>
       <w:tr>
-        <w:tblPrEx>
-          <w:tblCellMar>
-            <w:top w:w="0" w:type="dxa"/>
-            <w:bottom w:w="0" w:type="dxa"/>
-          </w:tblCellMar>
-        </w:tblPrEx>
         <w:trPr>
           <w:trHeight w:val="451"/>
         </w:trPr>
@@ -681,12 +666,12 @@
             <w:pPr>
               <w:jc w:val="center"/>
               <w:rPr>
-                <w:rFonts w:ascii="ＭＳ ゴシック" w:eastAsia="ＭＳ ゴシック" w:hAnsi="ＭＳ ゴシック" w:hint="eastAsia"/>
+                <w:rFonts w:ascii="ＭＳ ゴシック" w:eastAsia="ＭＳ ゴシック" w:hAnsi="ＭＳ ゴシック"/>
                 <w:color w:val="000000"/>
                 <w:lang w:eastAsia="zh-TW"/>
               </w:rPr>
             </w:pPr>
-            <w:bookmarkStart w:id="1" w:name="_Hlk154757077"/>
+            <w:bookmarkStart w:id="0" w:name="_Hlk154757077"/>
             <w:r>
               <w:rPr>
                 <w:rFonts w:ascii="ＭＳ ゴシック" w:eastAsia="ＭＳ ゴシック" w:hAnsi="ＭＳ ゴシック" w:hint="eastAsia"/>
@@ -700,7 +685,7 @@
             <w:pPr>
               <w:jc w:val="center"/>
               <w:rPr>
-                <w:rFonts w:ascii="ＭＳ ゴシック" w:eastAsia="ＭＳ ゴシック" w:hAnsi="ＭＳ ゴシック" w:hint="eastAsia"/>
+                <w:rFonts w:ascii="ＭＳ ゴシック" w:eastAsia="ＭＳ ゴシック" w:hAnsi="ＭＳ ゴシック"/>
                 <w:color w:val="000000"/>
                 <w:lang w:eastAsia="zh-TW"/>
               </w:rPr>
@@ -740,7 +725,7 @@
             <w:pPr>
               <w:jc w:val="center"/>
               <w:rPr>
-                <w:rFonts w:ascii="ＭＳ ゴシック" w:eastAsia="ＭＳ ゴシック" w:hAnsi="ＭＳ ゴシック" w:hint="eastAsia"/>
+                <w:rFonts w:ascii="ＭＳ ゴシック" w:eastAsia="ＭＳ ゴシック" w:hAnsi="ＭＳ ゴシック"/>
                 <w:color w:val="000000"/>
                 <w:lang w:eastAsia="ja-JP"/>
               </w:rPr>
@@ -758,7 +743,7 @@
             <w:pPr>
               <w:jc w:val="center"/>
               <w:rPr>
-                <w:rFonts w:ascii="ＭＳ ゴシック" w:eastAsia="ＭＳ ゴシック" w:hAnsi="ＭＳ ゴシック" w:hint="eastAsia"/>
+                <w:rFonts w:ascii="ＭＳ ゴシック" w:eastAsia="ＭＳ ゴシック" w:hAnsi="ＭＳ ゴシック"/>
                 <w:color w:val="000000"/>
                 <w:lang w:eastAsia="ja-JP"/>
               </w:rPr>
@@ -775,12 +760,6 @@
         </w:tc>
       </w:tr>
       <w:tr>
-        <w:tblPrEx>
-          <w:tblCellMar>
-            <w:top w:w="0" w:type="dxa"/>
-            <w:bottom w:w="0" w:type="dxa"/>
-          </w:tblCellMar>
-        </w:tblPrEx>
         <w:trPr>
           <w:trHeight w:val="258"/>
         </w:trPr>
@@ -794,7 +773,7 @@
             <w:pPr>
               <w:jc w:val="center"/>
               <w:rPr>
-                <w:rFonts w:ascii="ＭＳ ゴシック" w:eastAsia="ＭＳ ゴシック" w:hAnsi="ＭＳ ゴシック" w:hint="eastAsia"/>
+                <w:rFonts w:ascii="ＭＳ ゴシック" w:eastAsia="ＭＳ ゴシック" w:hAnsi="ＭＳ ゴシック"/>
                 <w:color w:val="FF0000"/>
                 <w:sz w:val="20"/>
                 <w:lang w:eastAsia="zh-TW"/>
@@ -814,68 +793,139 @@
         </w:tc>
       </w:tr>
       <w:tr>
-        <w:tblPrEx>
-          <w:tblCellMar>
-            <w:top w:w="0" w:type="dxa"/>
-            <w:bottom w:w="0" w:type="dxa"/>
-          </w:tblCellMar>
-        </w:tblPrEx>
         <w:trPr>
-          <w:trHeight w:val="1331"/>
+          <w:trHeight w:val="1415"/>
         </w:trPr>
         <w:tc>
           <w:tcPr>
-            <w:tcW w:w="5040" w:type="dxa"/>
-            <w:gridSpan w:val="2"/>
-            <w:tcBorders>
-              <w:bottom w:val="single" w:sz="4" w:space="0" w:color="auto"/>
-            </w:tcBorders>
-          </w:tcPr>
-          <w:p>
-            <w:pPr>
-              <w:jc w:val="center"/>
-              <w:rPr>
-                <w:rFonts w:ascii="ＭＳ ゴシック" w:eastAsia="ＭＳ ゴシック" w:hAnsi="ＭＳ ゴシック" w:hint="eastAsia"/>
-                <w:color w:val="FF0000"/>
-                <w:lang w:eastAsia="ja-JP"/>
-              </w:rPr>
-            </w:pPr>
+            <w:tcW w:w="2520" w:type="dxa"/>
+            <w:vAlign w:val="center"/>
+          </w:tcPr>
+          <w:p>
+            <w:pPr>
+              <w:jc w:val="center"/>
+              <w:rPr>
+                <w:rFonts w:ascii="ＭＳ ゴシック" w:eastAsia="ＭＳ ゴシック" w:hAnsi="ＭＳ ゴシック"/>
+                <w:color w:val="000000"/>
+                <w:lang w:eastAsia="zh-TW"/>
+              </w:rPr>
+            </w:pPr>
+            <w:r>
+              <w:rPr>
+                <w:rFonts w:ascii="ＭＳ ゴシック" w:eastAsia="ＭＳ ゴシック" w:hAnsi="ＭＳ ゴシック"/>
+                <w:color w:val="00B050"/>
+                <w:sz w:val="20"/>
+                <w:szCs w:val="20"/>
+                <w:lang w:eastAsia="ja-JP"/>
+              </w:rPr>
+              <w:t>{{</w:t>
+            </w:r>
             <w:r>
               <w:rPr>
                 <w:rFonts w:ascii="ＭＳ ゴシック" w:eastAsia="ＭＳ ゴシック" w:hAnsi="ＭＳ ゴシック" w:hint="eastAsia"/>
                 <w:color w:val="00B050"/>
-                <w:lang w:eastAsia="ja-JP"/>
-              </w:rPr>
-              <w:t>{{特定細胞加工物製造事業者の名称}}</w:t>
+                <w:sz w:val="20"/>
+                <w:szCs w:val="20"/>
+                <w:lang w:eastAsia="ja-JP"/>
+              </w:rPr>
+              <w:t>製造責任者（通常、院長や再生医療をご担</w:t>
             </w:r>
+            <w:bookmarkStart w:id="1" w:name="_GoBack"/>
+            <w:bookmarkEnd w:id="1"/>
+            <w:r>
+              <w:rPr>
+                <w:rFonts w:ascii="ＭＳ ゴシック" w:eastAsia="ＭＳ ゴシック" w:hAnsi="ＭＳ ゴシック" w:hint="eastAsia"/>
+                <w:color w:val="00B050"/>
+                <w:sz w:val="20"/>
+                <w:szCs w:val="20"/>
+                <w:lang w:eastAsia="ja-JP"/>
+              </w:rPr>
+              <w:t>当される責任者）</w:t>
+            </w:r>
+            <w:r>
+              <w:rPr>
+                <w:rFonts w:ascii="ＭＳ ゴシック" w:eastAsia="ＭＳ ゴシック" w:hAnsi="ＭＳ ゴシック"/>
+                <w:color w:val="00B050"/>
+                <w:sz w:val="20"/>
+                <w:szCs w:val="20"/>
+                <w:lang w:eastAsia="ja-JP"/>
+              </w:rPr>
+              <w:t>}}</w:t>
+            </w:r>
+          </w:p>
+        </w:tc>
+        <w:tc>
+          <w:tcPr>
+            <w:tcW w:w="2520" w:type="dxa"/>
+            <w:vAlign w:val="center"/>
+          </w:tcPr>
+          <w:p>
+            <w:pPr>
+              <w:jc w:val="center"/>
+              <w:rPr>
+                <w:rFonts w:ascii="ＭＳ ゴシック" w:eastAsia="ＭＳ ゴシック" w:hAnsi="ＭＳ ゴシック"/>
+                <w:color w:val="000000"/>
+                <w:lang w:eastAsia="ja-JP"/>
+              </w:rPr>
+            </w:pPr>
+            <w:r>
+              <w:rPr>
+                <w:rFonts w:ascii="ＭＳ ゴシック" w:eastAsia="ＭＳ ゴシック" w:hAnsi="ＭＳ ゴシック"/>
+                <w:color w:val="00B050"/>
+                <w:sz w:val="20"/>
+                <w:szCs w:val="20"/>
+                <w:lang w:eastAsia="ja-JP"/>
+              </w:rPr>
+              <w:t>{{</w:t>
+            </w:r>
+            <w:r>
+              <w:rPr>
+                <w:rFonts w:ascii="ＭＳ ゴシック" w:eastAsia="ＭＳ ゴシック" w:hAnsi="ＭＳ ゴシック" w:hint="eastAsia"/>
+                <w:color w:val="00B050"/>
+                <w:sz w:val="20"/>
+                <w:szCs w:val="20"/>
+                <w:lang w:eastAsia="ja-JP"/>
+              </w:rPr>
+              <w:t>管理者（院長/病院長）</w:t>
+            </w:r>
+            <w:r>
+              <w:rPr>
+                <w:rFonts w:ascii="ＭＳ ゴシック" w:eastAsia="ＭＳ ゴシック" w:hAnsi="ＭＳ ゴシック"/>
+                <w:color w:val="00B050"/>
+                <w:sz w:val="20"/>
+                <w:szCs w:val="20"/>
+                <w:lang w:eastAsia="ja-JP"/>
+              </w:rPr>
+              <w:t>}}</w:t>
+            </w:r>
           </w:p>
         </w:tc>
       </w:tr>
-      <w:bookmarkEnd w:id="1"/>
+      <w:bookmarkEnd w:id="0"/>
     </w:tbl>
     <w:p>
       <w:pPr>
         <w:jc w:val="center"/>
         <w:rPr>
-          <w:rFonts w:ascii="ＭＳ ゴシック" w:eastAsia="ＭＳ ゴシック" w:hAnsi="ＭＳ ゴシック" w:hint="eastAsia"/>
-          <w:color w:val="000000"/>
-          <w:lang w:eastAsia="ja-JP"/>
-        </w:rPr>
-      </w:pPr>
-    </w:p>
-    <w:p>
-      <w:pPr>
-        <w:rPr>
-          <w:rFonts w:ascii="ＭＳ ゴシック" w:eastAsia="ＭＳ ゴシック" w:hAnsi="ＭＳ ゴシック" w:hint="eastAsia"/>
-          <w:color w:val="000000"/>
-          <w:lang w:eastAsia="ja-JP"/>
-        </w:rPr>
-      </w:pPr>
-    </w:p>
-    <w:p>
-      <w:pPr>
-        <w:rPr>
-          <w:rFonts w:ascii="ＭＳ ゴシック" w:eastAsia="ＭＳ ゴシック" w:hAnsi="ＭＳ ゴシック" w:hint="eastAsia"/>
+          <w:rFonts w:ascii="ＭＳ ゴシック" w:eastAsia="ＭＳ ゴシック" w:hAnsi="ＭＳ ゴシック"/>
+          <w:color w:val="000000"/>
+          <w:lang w:eastAsia="ja-JP"/>
+        </w:rPr>
+      </w:pPr>
+    </w:p>
+    <w:p>
+      <w:pPr>
+        <w:rPr>
+          <w:rFonts w:ascii="ＭＳ ゴシック" w:eastAsia="ＭＳ ゴシック" w:hAnsi="ＭＳ ゴシック"/>
+          <w:color w:val="000000"/>
+          <w:lang w:eastAsia="ja-JP"/>
+        </w:rPr>
+      </w:pPr>
+    </w:p>
+    <w:p>
+      <w:pPr>
+        <w:rPr>
+          <w:rFonts w:ascii="ＭＳ ゴシック" w:eastAsia="ＭＳ ゴシック" w:hAnsi="ＭＳ ゴシック"/>
           <w:color w:val="000000"/>
           <w:lang w:eastAsia="ja-JP"/>
         </w:rPr>
@@ -885,7 +935,7 @@
       <w:pPr>
         <w:jc w:val="center"/>
         <w:rPr>
-          <w:rFonts w:ascii="ＭＳ ゴシック" w:eastAsia="ＭＳ ゴシック" w:hAnsi="ＭＳ ゴシック" w:hint="eastAsia"/>
+          <w:rFonts w:ascii="ＭＳ ゴシック" w:eastAsia="ＭＳ ゴシック" w:hAnsi="ＭＳ ゴシック"/>
           <w:b/>
           <w:bCs/>
           <w:color w:val="000000"/>
@@ -897,7 +947,7 @@
     <w:p>
       <w:pPr>
         <w:rPr>
-          <w:rFonts w:ascii="ＭＳ ゴシック" w:eastAsia="ＭＳ ゴシック" w:hAnsi="ＭＳ ゴシック" w:hint="eastAsia"/>
+          <w:rFonts w:ascii="ＭＳ ゴシック" w:eastAsia="ＭＳ ゴシック" w:hAnsi="ＭＳ ゴシック"/>
           <w:bCs/>
           <w:color w:val="000000"/>
           <w:bdr w:val="single" w:sz="4" w:space="0" w:color="auto"/>
@@ -912,7 +962,6 @@
           <w:bdr w:val="single" w:sz="4" w:space="0" w:color="auto"/>
           <w:lang w:eastAsia="ja-JP"/>
         </w:rPr>
-        <w:lastRenderedPageBreak/>
         <w:t>細胞培養加工施設からの特定細胞加工物の提供の管理</w:t>
       </w:r>
       <w:r>
@@ -960,7 +1009,7 @@
       <w:pPr>
         <w:jc w:val="both"/>
         <w:rPr>
-          <w:rFonts w:ascii="ＭＳ ゴシック" w:eastAsia="ＭＳ ゴシック" w:hAnsi="ＭＳ ゴシック" w:hint="eastAsia"/>
+          <w:rFonts w:ascii="ＭＳ ゴシック" w:eastAsia="ＭＳ ゴシック" w:hAnsi="ＭＳ ゴシック"/>
           <w:color w:val="000000"/>
           <w:lang w:eastAsia="ja-JP"/>
         </w:rPr>
@@ -978,7 +1027,7 @@
       <w:pPr>
         <w:jc w:val="center"/>
         <w:rPr>
-          <w:rFonts w:ascii="ＭＳ ゴシック" w:eastAsia="ＭＳ ゴシック" w:hAnsi="ＭＳ ゴシック" w:hint="eastAsia"/>
+          <w:rFonts w:ascii="ＭＳ ゴシック" w:eastAsia="ＭＳ ゴシック" w:hAnsi="ＭＳ ゴシック"/>
           <w:color w:val="000000"/>
           <w:lang w:eastAsia="ja-JP"/>
         </w:rPr>
@@ -996,7 +1045,7 @@
       <w:pPr>
         <w:jc w:val="center"/>
         <w:rPr>
-          <w:rFonts w:ascii="ＭＳ ゴシック" w:eastAsia="ＭＳ ゴシック" w:hAnsi="ＭＳ ゴシック" w:hint="eastAsia"/>
+          <w:rFonts w:ascii="ＭＳ ゴシック" w:eastAsia="ＭＳ ゴシック" w:hAnsi="ＭＳ ゴシック"/>
           <w:color w:val="000000"/>
           <w:lang w:eastAsia="ja-JP"/>
         </w:rPr>
@@ -1022,12 +1071,6 @@
         <w:gridCol w:w="4664"/>
       </w:tblGrid>
       <w:tr>
-        <w:tblPrEx>
-          <w:tblCellMar>
-            <w:top w:w="0" w:type="dxa"/>
-            <w:bottom w:w="0" w:type="dxa"/>
-          </w:tblCellMar>
-        </w:tblPrEx>
         <w:tc>
           <w:tcPr>
             <w:tcW w:w="1500" w:type="dxa"/>
@@ -1036,7 +1079,7 @@
             <w:pPr>
               <w:jc w:val="center"/>
               <w:rPr>
-                <w:rFonts w:ascii="ＭＳ ゴシック" w:eastAsia="ＭＳ ゴシック" w:hAnsi="ＭＳ ゴシック" w:hint="eastAsia"/>
+                <w:rFonts w:ascii="ＭＳ ゴシック" w:eastAsia="ＭＳ ゴシック" w:hAnsi="ＭＳ ゴシック"/>
                 <w:color w:val="000000"/>
                 <w:lang w:eastAsia="ja-JP"/>
               </w:rPr>
@@ -1067,7 +1110,7 @@
             <w:pPr>
               <w:jc w:val="center"/>
               <w:rPr>
-                <w:rFonts w:ascii="ＭＳ ゴシック" w:eastAsia="ＭＳ ゴシック" w:hAnsi="ＭＳ ゴシック" w:hint="eastAsia"/>
+                <w:rFonts w:ascii="ＭＳ ゴシック" w:eastAsia="ＭＳ ゴシック" w:hAnsi="ＭＳ ゴシック"/>
                 <w:color w:val="000000"/>
                 <w:lang w:eastAsia="ja-JP"/>
               </w:rPr>
@@ -1090,7 +1133,7 @@
             <w:pPr>
               <w:jc w:val="center"/>
               <w:rPr>
-                <w:rFonts w:ascii="ＭＳ ゴシック" w:eastAsia="ＭＳ ゴシック" w:hAnsi="ＭＳ ゴシック" w:hint="eastAsia"/>
+                <w:rFonts w:ascii="ＭＳ ゴシック" w:eastAsia="ＭＳ ゴシック" w:hAnsi="ＭＳ ゴシック"/>
                 <w:color w:val="000000"/>
                 <w:lang w:eastAsia="ja-JP"/>
               </w:rPr>
@@ -1113,7 +1156,7 @@
             <w:pPr>
               <w:jc w:val="center"/>
               <w:rPr>
-                <w:rFonts w:ascii="ＭＳ ゴシック" w:eastAsia="ＭＳ ゴシック" w:hAnsi="ＭＳ ゴシック" w:hint="eastAsia"/>
+                <w:rFonts w:ascii="ＭＳ ゴシック" w:eastAsia="ＭＳ ゴシック" w:hAnsi="ＭＳ ゴシック"/>
                 <w:color w:val="000000"/>
                 <w:lang w:eastAsia="ja-JP"/>
               </w:rPr>
@@ -1130,12 +1173,6 @@
         </w:tc>
       </w:tr>
       <w:tr>
-        <w:tblPrEx>
-          <w:tblCellMar>
-            <w:top w:w="0" w:type="dxa"/>
-            <w:bottom w:w="0" w:type="dxa"/>
-          </w:tblCellMar>
-        </w:tblPrEx>
         <w:tc>
           <w:tcPr>
             <w:tcW w:w="1500" w:type="dxa"/>
@@ -1144,7 +1181,7 @@
             <w:pPr>
               <w:jc w:val="center"/>
               <w:rPr>
-                <w:rFonts w:ascii="ＭＳ ゴシック" w:eastAsia="ＭＳ ゴシック" w:hAnsi="ＭＳ ゴシック" w:hint="eastAsia"/>
+                <w:rFonts w:ascii="ＭＳ ゴシック" w:eastAsia="ＭＳ ゴシック" w:hAnsi="ＭＳ ゴシック"/>
                 <w:color w:val="000000"/>
                 <w:lang w:eastAsia="ja-JP"/>
               </w:rPr>
@@ -1167,7 +1204,7 @@
             <w:pPr>
               <w:jc w:val="center"/>
               <w:rPr>
-                <w:rFonts w:ascii="ＭＳ ゴシック" w:eastAsia="ＭＳ ゴシック" w:hAnsi="ＭＳ ゴシック" w:hint="eastAsia"/>
+                <w:rFonts w:ascii="ＭＳ ゴシック" w:eastAsia="ＭＳ ゴシック" w:hAnsi="ＭＳ ゴシック"/>
                 <w:color w:val="FF0000"/>
                 <w:lang w:eastAsia="ja-JP"/>
               </w:rPr>
@@ -1190,7 +1227,7 @@
             <w:pPr>
               <w:jc w:val="center"/>
               <w:rPr>
-                <w:rFonts w:ascii="ＭＳ ゴシック" w:eastAsia="ＭＳ ゴシック" w:hAnsi="ＭＳ ゴシック" w:hint="eastAsia"/>
+                <w:rFonts w:ascii="ＭＳ ゴシック" w:eastAsia="ＭＳ ゴシック" w:hAnsi="ＭＳ ゴシック"/>
                 <w:color w:val="000000"/>
                 <w:lang w:eastAsia="ja-JP"/>
               </w:rPr>
@@ -1230,12 +1267,6 @@
         </w:tc>
       </w:tr>
       <w:tr>
-        <w:tblPrEx>
-          <w:tblCellMar>
-            <w:top w:w="0" w:type="dxa"/>
-            <w:bottom w:w="0" w:type="dxa"/>
-          </w:tblCellMar>
-        </w:tblPrEx>
         <w:tc>
           <w:tcPr>
             <w:tcW w:w="1500" w:type="dxa"/>
@@ -1298,12 +1329,6 @@
         </w:tc>
       </w:tr>
       <w:tr>
-        <w:tblPrEx>
-          <w:tblCellMar>
-            <w:top w:w="0" w:type="dxa"/>
-            <w:bottom w:w="0" w:type="dxa"/>
-          </w:tblCellMar>
-        </w:tblPrEx>
         <w:tc>
           <w:tcPr>
             <w:tcW w:w="1500" w:type="dxa"/>
@@ -1366,12 +1391,6 @@
         </w:tc>
       </w:tr>
       <w:tr>
-        <w:tblPrEx>
-          <w:tblCellMar>
-            <w:top w:w="0" w:type="dxa"/>
-            <w:bottom w:w="0" w:type="dxa"/>
-          </w:tblCellMar>
-        </w:tblPrEx>
         <w:tc>
           <w:tcPr>
             <w:tcW w:w="1500" w:type="dxa"/>
@@ -1434,12 +1453,6 @@
         </w:tc>
       </w:tr>
       <w:tr>
-        <w:tblPrEx>
-          <w:tblCellMar>
-            <w:top w:w="0" w:type="dxa"/>
-            <w:bottom w:w="0" w:type="dxa"/>
-          </w:tblCellMar>
-        </w:tblPrEx>
         <w:tc>
           <w:tcPr>
             <w:tcW w:w="1500" w:type="dxa"/>
@@ -1502,12 +1515,6 @@
         </w:tc>
       </w:tr>
       <w:tr>
-        <w:tblPrEx>
-          <w:tblCellMar>
-            <w:top w:w="0" w:type="dxa"/>
-            <w:bottom w:w="0" w:type="dxa"/>
-          </w:tblCellMar>
-        </w:tblPrEx>
         <w:tc>
           <w:tcPr>
             <w:tcW w:w="1500" w:type="dxa"/>
@@ -1570,12 +1577,6 @@
         </w:tc>
       </w:tr>
       <w:tr>
-        <w:tblPrEx>
-          <w:tblCellMar>
-            <w:top w:w="0" w:type="dxa"/>
-            <w:bottom w:w="0" w:type="dxa"/>
-          </w:tblCellMar>
-        </w:tblPrEx>
         <w:tc>
           <w:tcPr>
             <w:tcW w:w="1500" w:type="dxa"/>
@@ -1638,12 +1639,6 @@
         </w:tc>
       </w:tr>
       <w:tr>
-        <w:tblPrEx>
-          <w:tblCellMar>
-            <w:top w:w="0" w:type="dxa"/>
-            <w:bottom w:w="0" w:type="dxa"/>
-          </w:tblCellMar>
-        </w:tblPrEx>
         <w:tc>
           <w:tcPr>
             <w:tcW w:w="1500" w:type="dxa"/>
@@ -1706,12 +1701,6 @@
         </w:tc>
       </w:tr>
       <w:tr>
-        <w:tblPrEx>
-          <w:tblCellMar>
-            <w:top w:w="0" w:type="dxa"/>
-            <w:bottom w:w="0" w:type="dxa"/>
-          </w:tblCellMar>
-        </w:tblPrEx>
         <w:tc>
           <w:tcPr>
             <w:tcW w:w="1500" w:type="dxa"/>
@@ -1774,12 +1763,6 @@
         </w:tc>
       </w:tr>
       <w:tr>
-        <w:tblPrEx>
-          <w:tblCellMar>
-            <w:top w:w="0" w:type="dxa"/>
-            <w:bottom w:w="0" w:type="dxa"/>
-          </w:tblCellMar>
-        </w:tblPrEx>
         <w:tc>
           <w:tcPr>
             <w:tcW w:w="1500" w:type="dxa"/>
@@ -1842,12 +1825,6 @@
         </w:tc>
       </w:tr>
       <w:tr>
-        <w:tblPrEx>
-          <w:tblCellMar>
-            <w:top w:w="0" w:type="dxa"/>
-            <w:bottom w:w="0" w:type="dxa"/>
-          </w:tblCellMar>
-        </w:tblPrEx>
         <w:tc>
           <w:tcPr>
             <w:tcW w:w="1500" w:type="dxa"/>
@@ -1910,12 +1887,6 @@
         </w:tc>
       </w:tr>
       <w:tr>
-        <w:tblPrEx>
-          <w:tblCellMar>
-            <w:top w:w="0" w:type="dxa"/>
-            <w:bottom w:w="0" w:type="dxa"/>
-          </w:tblCellMar>
-        </w:tblPrEx>
         <w:tc>
           <w:tcPr>
             <w:tcW w:w="1500" w:type="dxa"/>
@@ -1978,12 +1949,6 @@
         </w:tc>
       </w:tr>
       <w:tr>
-        <w:tblPrEx>
-          <w:tblCellMar>
-            <w:top w:w="0" w:type="dxa"/>
-            <w:bottom w:w="0" w:type="dxa"/>
-          </w:tblCellMar>
-        </w:tblPrEx>
         <w:tc>
           <w:tcPr>
             <w:tcW w:w="1500" w:type="dxa"/>
@@ -2046,12 +2011,6 @@
         </w:tc>
       </w:tr>
       <w:tr>
-        <w:tblPrEx>
-          <w:tblCellMar>
-            <w:top w:w="0" w:type="dxa"/>
-            <w:bottom w:w="0" w:type="dxa"/>
-          </w:tblCellMar>
-        </w:tblPrEx>
         <w:tc>
           <w:tcPr>
             <w:tcW w:w="1500" w:type="dxa"/>
@@ -2114,12 +2073,6 @@
         </w:tc>
       </w:tr>
       <w:tr>
-        <w:tblPrEx>
-          <w:tblCellMar>
-            <w:top w:w="0" w:type="dxa"/>
-            <w:bottom w:w="0" w:type="dxa"/>
-          </w:tblCellMar>
-        </w:tblPrEx>
         <w:tc>
           <w:tcPr>
             <w:tcW w:w="1500" w:type="dxa"/>
@@ -2182,12 +2135,6 @@
         </w:tc>
       </w:tr>
       <w:tr>
-        <w:tblPrEx>
-          <w:tblCellMar>
-            <w:top w:w="0" w:type="dxa"/>
-            <w:bottom w:w="0" w:type="dxa"/>
-          </w:tblCellMar>
-        </w:tblPrEx>
         <w:tc>
           <w:tcPr>
             <w:tcW w:w="1500" w:type="dxa"/>
@@ -2250,12 +2197,6 @@
         </w:tc>
       </w:tr>
       <w:tr>
-        <w:tblPrEx>
-          <w:tblCellMar>
-            <w:top w:w="0" w:type="dxa"/>
-            <w:bottom w:w="0" w:type="dxa"/>
-          </w:tblCellMar>
-        </w:tblPrEx>
         <w:tc>
           <w:tcPr>
             <w:tcW w:w="1500" w:type="dxa"/>
@@ -2318,12 +2259,6 @@
         </w:tc>
       </w:tr>
       <w:tr>
-        <w:tblPrEx>
-          <w:tblCellMar>
-            <w:top w:w="0" w:type="dxa"/>
-            <w:bottom w:w="0" w:type="dxa"/>
-          </w:tblCellMar>
-        </w:tblPrEx>
         <w:tc>
           <w:tcPr>
             <w:tcW w:w="1500" w:type="dxa"/>
@@ -2386,12 +2321,6 @@
         </w:tc>
       </w:tr>
       <w:tr>
-        <w:tblPrEx>
-          <w:tblCellMar>
-            <w:top w:w="0" w:type="dxa"/>
-            <w:bottom w:w="0" w:type="dxa"/>
-          </w:tblCellMar>
-        </w:tblPrEx>
         <w:tc>
           <w:tcPr>
             <w:tcW w:w="1500" w:type="dxa"/>
@@ -2454,12 +2383,6 @@
         </w:tc>
       </w:tr>
       <w:tr>
-        <w:tblPrEx>
-          <w:tblCellMar>
-            <w:top w:w="0" w:type="dxa"/>
-            <w:bottom w:w="0" w:type="dxa"/>
-          </w:tblCellMar>
-        </w:tblPrEx>
         <w:tc>
           <w:tcPr>
             <w:tcW w:w="1500" w:type="dxa"/>
@@ -2522,12 +2445,6 @@
         </w:tc>
       </w:tr>
       <w:tr>
-        <w:tblPrEx>
-          <w:tblCellMar>
-            <w:top w:w="0" w:type="dxa"/>
-            <w:bottom w:w="0" w:type="dxa"/>
-          </w:tblCellMar>
-        </w:tblPrEx>
         <w:tc>
           <w:tcPr>
             <w:tcW w:w="1500" w:type="dxa"/>
@@ -2590,12 +2507,6 @@
         </w:tc>
       </w:tr>
       <w:tr>
-        <w:tblPrEx>
-          <w:tblCellMar>
-            <w:top w:w="0" w:type="dxa"/>
-            <w:bottom w:w="0" w:type="dxa"/>
-          </w:tblCellMar>
-        </w:tblPrEx>
         <w:tc>
           <w:tcPr>
             <w:tcW w:w="1500" w:type="dxa"/>
@@ -2658,12 +2569,6 @@
         </w:tc>
       </w:tr>
       <w:tr>
-        <w:tblPrEx>
-          <w:tblCellMar>
-            <w:top w:w="0" w:type="dxa"/>
-            <w:bottom w:w="0" w:type="dxa"/>
-          </w:tblCellMar>
-        </w:tblPrEx>
         <w:tc>
           <w:tcPr>
             <w:tcW w:w="1500" w:type="dxa"/>
@@ -2726,12 +2631,6 @@
         </w:tc>
       </w:tr>
       <w:tr>
-        <w:tblPrEx>
-          <w:tblCellMar>
-            <w:top w:w="0" w:type="dxa"/>
-            <w:bottom w:w="0" w:type="dxa"/>
-          </w:tblCellMar>
-        </w:tblPrEx>
         <w:tc>
           <w:tcPr>
             <w:tcW w:w="1500" w:type="dxa"/>
@@ -2794,12 +2693,6 @@
         </w:tc>
       </w:tr>
       <w:tr>
-        <w:tblPrEx>
-          <w:tblCellMar>
-            <w:top w:w="0" w:type="dxa"/>
-            <w:bottom w:w="0" w:type="dxa"/>
-          </w:tblCellMar>
-        </w:tblPrEx>
         <w:tc>
           <w:tcPr>
             <w:tcW w:w="1500" w:type="dxa"/>
@@ -2862,12 +2755,6 @@
         </w:tc>
       </w:tr>
       <w:tr>
-        <w:tblPrEx>
-          <w:tblCellMar>
-            <w:top w:w="0" w:type="dxa"/>
-            <w:bottom w:w="0" w:type="dxa"/>
-          </w:tblCellMar>
-        </w:tblPrEx>
         <w:tc>
           <w:tcPr>
             <w:tcW w:w="1500" w:type="dxa"/>
@@ -2930,12 +2817,6 @@
         </w:tc>
       </w:tr>
       <w:tr>
-        <w:tblPrEx>
-          <w:tblCellMar>
-            <w:top w:w="0" w:type="dxa"/>
-            <w:bottom w:w="0" w:type="dxa"/>
-          </w:tblCellMar>
-        </w:tblPrEx>
         <w:tc>
           <w:tcPr>
             <w:tcW w:w="1500" w:type="dxa"/>
@@ -2998,12 +2879,6 @@
         </w:tc>
       </w:tr>
       <w:tr>
-        <w:tblPrEx>
-          <w:tblCellMar>
-            <w:top w:w="0" w:type="dxa"/>
-            <w:bottom w:w="0" w:type="dxa"/>
-          </w:tblCellMar>
-        </w:tblPrEx>
         <w:tc>
           <w:tcPr>
             <w:tcW w:w="1500" w:type="dxa"/>
@@ -3066,12 +2941,6 @@
         </w:tc>
       </w:tr>
       <w:tr>
-        <w:tblPrEx>
-          <w:tblCellMar>
-            <w:top w:w="0" w:type="dxa"/>
-            <w:bottom w:w="0" w:type="dxa"/>
-          </w:tblCellMar>
-        </w:tblPrEx>
         <w:tc>
           <w:tcPr>
             <w:tcW w:w="1500" w:type="dxa"/>
@@ -3134,12 +3003,6 @@
         </w:tc>
       </w:tr>
       <w:tr>
-        <w:tblPrEx>
-          <w:tblCellMar>
-            <w:top w:w="0" w:type="dxa"/>
-            <w:bottom w:w="0" w:type="dxa"/>
-          </w:tblCellMar>
-        </w:tblPrEx>
         <w:tc>
           <w:tcPr>
             <w:tcW w:w="1500" w:type="dxa"/>
@@ -3202,12 +3065,6 @@
         </w:tc>
       </w:tr>
       <w:tr>
-        <w:tblPrEx>
-          <w:tblCellMar>
-            <w:top w:w="0" w:type="dxa"/>
-            <w:bottom w:w="0" w:type="dxa"/>
-          </w:tblCellMar>
-        </w:tblPrEx>
         <w:tc>
           <w:tcPr>
             <w:tcW w:w="1500" w:type="dxa"/>
@@ -3270,12 +3127,6 @@
         </w:tc>
       </w:tr>
       <w:tr>
-        <w:tblPrEx>
-          <w:tblCellMar>
-            <w:top w:w="0" w:type="dxa"/>
-            <w:bottom w:w="0" w:type="dxa"/>
-          </w:tblCellMar>
-        </w:tblPrEx>
         <w:tc>
           <w:tcPr>
             <w:tcW w:w="1500" w:type="dxa"/>
@@ -3338,12 +3189,6 @@
         </w:tc>
       </w:tr>
       <w:tr>
-        <w:tblPrEx>
-          <w:tblCellMar>
-            <w:top w:w="0" w:type="dxa"/>
-            <w:bottom w:w="0" w:type="dxa"/>
-          </w:tblCellMar>
-        </w:tblPrEx>
         <w:tc>
           <w:tcPr>
             <w:tcW w:w="1500" w:type="dxa"/>
@@ -3406,12 +3251,6 @@
         </w:tc>
       </w:tr>
       <w:tr>
-        <w:tblPrEx>
-          <w:tblCellMar>
-            <w:top w:w="0" w:type="dxa"/>
-            <w:bottom w:w="0" w:type="dxa"/>
-          </w:tblCellMar>
-        </w:tblPrEx>
         <w:tc>
           <w:tcPr>
             <w:tcW w:w="1500" w:type="dxa"/>
@@ -3490,9 +3329,9 @@
           <w:headerReference w:type="even" r:id="rId13"/>
           <w:headerReference w:type="default" r:id="rId14"/>
           <w:footerReference w:type="even" r:id="rId15"/>
-          <w:footerReference w:type="default" r:id="rId20"/>
-          <w:headerReference w:type="first" r:id="rId21"/>
-          <w:footerReference w:type="first" r:id="rId22"/>
+          <w:footerReference w:type="default" r:id="rId16"/>
+          <w:headerReference w:type="first" r:id="rId17"/>
+          <w:footerReference w:type="first" r:id="rId18"/>
           <w:pgSz w:w="11906" w:h="16838"/>
           <w:pgMar w:top="1985" w:right="991" w:bottom="1701" w:left="1701" w:header="708" w:footer="708" w:gutter="0"/>
           <w:cols w:space="708"/>
@@ -3505,7 +3344,7 @@
         <w:pStyle w:val="a5"/>
         <w:jc w:val="both"/>
         <w:rPr>
-          <w:rFonts w:ascii="ＭＳ ゴシック" w:eastAsia="ＭＳ ゴシック" w:hAnsi="ＭＳ ゴシック" w:hint="eastAsia"/>
+          <w:rFonts w:ascii="ＭＳ ゴシック" w:eastAsia="ＭＳ ゴシック" w:hAnsi="ＭＳ ゴシック"/>
           <w:b/>
           <w:color w:val="000000"/>
           <w:sz w:val="21"/>
@@ -3580,7 +3419,7 @@
         <w:ind w:leftChars="236" w:left="566" w:firstLineChars="72" w:firstLine="151"/>
         <w:jc w:val="both"/>
         <w:rPr>
-          <w:rFonts w:ascii="ＭＳ ゴシック" w:eastAsia="ＭＳ ゴシック" w:hAnsi="ＭＳ ゴシック" w:hint="eastAsia"/>
+          <w:rFonts w:ascii="ＭＳ ゴシック" w:eastAsia="ＭＳ ゴシック" w:hAnsi="ＭＳ ゴシック"/>
           <w:color w:val="000000"/>
           <w:sz w:val="21"/>
           <w:szCs w:val="21"/>
@@ -3665,7 +3504,7 @@
         <w:ind w:leftChars="300" w:left="720"/>
         <w:jc w:val="both"/>
         <w:rPr>
-          <w:rFonts w:ascii="ＭＳ ゴシック" w:eastAsia="ＭＳ ゴシック" w:hAnsi="ＭＳ ゴシック" w:hint="eastAsia"/>
+          <w:rFonts w:ascii="ＭＳ ゴシック" w:eastAsia="ＭＳ ゴシック" w:hAnsi="ＭＳ ゴシック"/>
           <w:color w:val="000000"/>
           <w:sz w:val="21"/>
           <w:szCs w:val="21"/>
@@ -3677,7 +3516,7 @@
         <w:pStyle w:val="a5"/>
         <w:jc w:val="both"/>
         <w:rPr>
-          <w:rFonts w:ascii="ＭＳ ゴシック" w:eastAsia="ＭＳ ゴシック" w:hAnsi="ＭＳ ゴシック" w:hint="eastAsia"/>
+          <w:rFonts w:ascii="ＭＳ ゴシック" w:eastAsia="ＭＳ ゴシック" w:hAnsi="ＭＳ ゴシック"/>
           <w:b/>
           <w:color w:val="000000"/>
           <w:sz w:val="21"/>
@@ -3751,7 +3590,7 @@
         <w:ind w:leftChars="300" w:left="720"/>
         <w:jc w:val="both"/>
         <w:rPr>
-          <w:rFonts w:ascii="ＭＳ ゴシック" w:eastAsia="ＭＳ ゴシック" w:hAnsi="ＭＳ ゴシック" w:hint="eastAsia"/>
+          <w:rFonts w:ascii="ＭＳ ゴシック" w:eastAsia="ＭＳ ゴシック" w:hAnsi="ＭＳ ゴシック"/>
           <w:color w:val="000000"/>
           <w:sz w:val="21"/>
           <w:szCs w:val="21"/>
@@ -3827,7 +3666,7 @@
         <w:ind w:leftChars="200" w:left="480"/>
         <w:jc w:val="both"/>
         <w:rPr>
-          <w:rFonts w:ascii="ＭＳ ゴシック" w:eastAsia="ＭＳ ゴシック" w:hAnsi="ＭＳ ゴシック" w:hint="eastAsia"/>
+          <w:rFonts w:ascii="ＭＳ ゴシック" w:eastAsia="ＭＳ ゴシック" w:hAnsi="ＭＳ ゴシック"/>
           <w:color w:val="000000"/>
           <w:sz w:val="21"/>
           <w:szCs w:val="21"/>
@@ -3839,7 +3678,7 @@
         <w:pStyle w:val="a5"/>
         <w:jc w:val="both"/>
         <w:rPr>
-          <w:rFonts w:ascii="ＭＳ ゴシック" w:eastAsia="ＭＳ ゴシック" w:hAnsi="ＭＳ ゴシック" w:hint="eastAsia"/>
+          <w:rFonts w:ascii="ＭＳ ゴシック" w:eastAsia="ＭＳ ゴシック" w:hAnsi="ＭＳ ゴシック"/>
           <w:b/>
           <w:color w:val="000000"/>
           <w:sz w:val="21"/>
@@ -3893,7 +3732,7 @@
         <w:ind w:leftChars="236" w:left="566" w:firstLineChars="72" w:firstLine="151"/>
         <w:jc w:val="both"/>
         <w:rPr>
-          <w:rFonts w:ascii="ＭＳ ゴシック" w:eastAsia="ＭＳ ゴシック" w:hAnsi="ＭＳ ゴシック" w:hint="eastAsia"/>
+          <w:rFonts w:ascii="ＭＳ ゴシック" w:eastAsia="ＭＳ ゴシック" w:hAnsi="ＭＳ ゴシック"/>
           <w:color w:val="000000"/>
           <w:sz w:val="21"/>
           <w:szCs w:val="21"/>
@@ -4059,7 +3898,7 @@
         <w:ind w:leftChars="236" w:left="566" w:firstLineChars="72" w:firstLine="151"/>
         <w:jc w:val="both"/>
         <w:rPr>
-          <w:rFonts w:ascii="ＭＳ ゴシック" w:eastAsia="ＭＳ ゴシック" w:hAnsi="ＭＳ ゴシック" w:hint="eastAsia"/>
+          <w:rFonts w:ascii="ＭＳ ゴシック" w:eastAsia="ＭＳ ゴシック" w:hAnsi="ＭＳ ゴシック"/>
           <w:color w:val="000000"/>
           <w:sz w:val="21"/>
           <w:szCs w:val="21"/>
@@ -4126,7 +3965,7 @@
         <w:ind w:leftChars="300" w:left="720"/>
         <w:jc w:val="both"/>
         <w:rPr>
-          <w:rFonts w:ascii="ＭＳ ゴシック" w:eastAsia="ＭＳ ゴシック" w:hAnsi="ＭＳ ゴシック" w:hint="eastAsia"/>
+          <w:rFonts w:ascii="ＭＳ ゴシック" w:eastAsia="ＭＳ ゴシック" w:hAnsi="ＭＳ ゴシック"/>
           <w:color w:val="000000"/>
           <w:sz w:val="21"/>
           <w:szCs w:val="21"/>
@@ -4138,7 +3977,7 @@
         <w:pStyle w:val="a5"/>
         <w:jc w:val="both"/>
         <w:rPr>
-          <w:rFonts w:ascii="ＭＳ ゴシック" w:eastAsia="ＭＳ ゴシック" w:hAnsi="ＭＳ ゴシック" w:hint="eastAsia"/>
+          <w:rFonts w:ascii="ＭＳ ゴシック" w:eastAsia="ＭＳ ゴシック" w:hAnsi="ＭＳ ゴシック"/>
           <w:b/>
           <w:color w:val="000000"/>
           <w:sz w:val="21"/>
@@ -4214,7 +4053,7 @@
         <w:ind w:leftChars="200" w:left="480"/>
         <w:jc w:val="both"/>
         <w:rPr>
-          <w:rFonts w:ascii="ＭＳ ゴシック" w:eastAsia="ＭＳ ゴシック" w:hAnsi="ＭＳ ゴシック" w:hint="eastAsia"/>
+          <w:rFonts w:ascii="ＭＳ ゴシック" w:eastAsia="ＭＳ ゴシック" w:hAnsi="ＭＳ ゴシック"/>
           <w:color w:val="000000"/>
           <w:sz w:val="21"/>
           <w:szCs w:val="21"/>
@@ -4225,7 +4064,7 @@
       <w:pPr>
         <w:jc w:val="both"/>
         <w:rPr>
-          <w:rFonts w:ascii="ＭＳ ゴシック" w:eastAsia="ＭＳ ゴシック" w:hAnsi="ＭＳ ゴシック" w:hint="eastAsia"/>
+          <w:rFonts w:ascii="ＭＳ ゴシック" w:eastAsia="ＭＳ ゴシック" w:hAnsi="ＭＳ ゴシック"/>
           <w:b/>
           <w:color w:val="000000"/>
           <w:sz w:val="21"/>
@@ -4308,7 +4147,7 @@
         </w:numPr>
         <w:jc w:val="both"/>
         <w:rPr>
-          <w:rFonts w:ascii="ＭＳ ゴシック" w:eastAsia="ＭＳ ゴシック" w:hAnsi="ＭＳ ゴシック" w:hint="eastAsia"/>
+          <w:rFonts w:ascii="ＭＳ ゴシック" w:eastAsia="ＭＳ ゴシック" w:hAnsi="ＭＳ ゴシック"/>
           <w:color w:val="000000"/>
           <w:sz w:val="21"/>
           <w:szCs w:val="21"/>
@@ -4514,7 +4353,7 @@
         </w:numPr>
         <w:jc w:val="both"/>
         <w:rPr>
-          <w:rFonts w:ascii="ＭＳ ゴシック" w:eastAsia="ＭＳ ゴシック" w:hAnsi="ＭＳ ゴシック" w:hint="eastAsia"/>
+          <w:rFonts w:ascii="ＭＳ ゴシック" w:eastAsia="ＭＳ ゴシック" w:hAnsi="ＭＳ ゴシック"/>
           <w:color w:val="000000"/>
           <w:sz w:val="21"/>
           <w:szCs w:val="21"/>
@@ -4627,7 +4466,7 @@
         <w:ind w:left="851"/>
         <w:jc w:val="both"/>
         <w:rPr>
-          <w:rFonts w:ascii="ＭＳ ゴシック" w:eastAsia="ＭＳ ゴシック" w:hAnsi="ＭＳ ゴシック" w:hint="eastAsia"/>
+          <w:rFonts w:ascii="ＭＳ ゴシック" w:eastAsia="ＭＳ ゴシック" w:hAnsi="ＭＳ ゴシック"/>
           <w:color w:val="000000"/>
           <w:sz w:val="21"/>
           <w:szCs w:val="21"/>
@@ -4660,7 +4499,7 @@
         <w:ind w:left="1140"/>
         <w:jc w:val="both"/>
         <w:rPr>
-          <w:rFonts w:ascii="ＭＳ ゴシック" w:eastAsia="ＭＳ ゴシック" w:hAnsi="ＭＳ ゴシック" w:hint="eastAsia"/>
+          <w:rFonts w:ascii="ＭＳ ゴシック" w:eastAsia="ＭＳ ゴシック" w:hAnsi="ＭＳ ゴシック"/>
           <w:color w:val="000000"/>
           <w:sz w:val="21"/>
           <w:szCs w:val="21"/>
@@ -4713,7 +4552,7 @@
         <w:ind w:left="1140"/>
         <w:jc w:val="both"/>
         <w:rPr>
-          <w:rFonts w:ascii="ＭＳ ゴシック" w:eastAsia="ＭＳ ゴシック" w:hAnsi="ＭＳ ゴシック" w:hint="eastAsia"/>
+          <w:rFonts w:ascii="ＭＳ ゴシック" w:eastAsia="ＭＳ ゴシック" w:hAnsi="ＭＳ ゴシック"/>
           <w:color w:val="000000"/>
           <w:sz w:val="21"/>
           <w:szCs w:val="21"/>
@@ -4736,7 +4575,7 @@
         <w:ind w:left="851"/>
         <w:jc w:val="both"/>
         <w:rPr>
-          <w:rFonts w:ascii="ＭＳ ゴシック" w:eastAsia="ＭＳ ゴシック" w:hAnsi="ＭＳ ゴシック" w:hint="eastAsia"/>
+          <w:rFonts w:ascii="ＭＳ ゴシック" w:eastAsia="ＭＳ ゴシック" w:hAnsi="ＭＳ ゴシック"/>
           <w:color w:val="000000"/>
           <w:sz w:val="21"/>
           <w:szCs w:val="21"/>
@@ -4799,7 +4638,7 @@
         <w:ind w:left="1140"/>
         <w:jc w:val="both"/>
         <w:rPr>
-          <w:rFonts w:ascii="ＭＳ ゴシック" w:eastAsia="ＭＳ ゴシック" w:hAnsi="ＭＳ ゴシック" w:hint="eastAsia"/>
+          <w:rFonts w:ascii="ＭＳ ゴシック" w:eastAsia="ＭＳ ゴシック" w:hAnsi="ＭＳ ゴシック"/>
           <w:color w:val="000000"/>
           <w:sz w:val="21"/>
           <w:szCs w:val="21"/>
@@ -4877,7 +4716,7 @@
         </w:numPr>
         <w:jc w:val="both"/>
         <w:rPr>
-          <w:rFonts w:ascii="ＭＳ ゴシック" w:eastAsia="ＭＳ ゴシック" w:hAnsi="ＭＳ ゴシック" w:hint="eastAsia"/>
+          <w:rFonts w:ascii="ＭＳ ゴシック" w:eastAsia="ＭＳ ゴシック" w:hAnsi="ＭＳ ゴシック"/>
           <w:sz w:val="21"/>
           <w:szCs w:val="21"/>
           <w:lang w:eastAsia="ja-JP"/>
@@ -5025,7 +4864,7 @@
         </w:numPr>
         <w:jc w:val="both"/>
         <w:rPr>
-          <w:rFonts w:ascii="ＭＳ ゴシック" w:eastAsia="ＭＳ ゴシック" w:hAnsi="ＭＳ ゴシック" w:hint="eastAsia"/>
+          <w:rFonts w:ascii="ＭＳ ゴシック" w:eastAsia="ＭＳ ゴシック" w:hAnsi="ＭＳ ゴシック"/>
           <w:sz w:val="21"/>
           <w:szCs w:val="21"/>
           <w:lang w:eastAsia="ja-JP"/>
@@ -5181,7 +5020,7 @@
         </w:numPr>
         <w:jc w:val="both"/>
         <w:rPr>
-          <w:rFonts w:ascii="ＭＳ ゴシック" w:eastAsia="ＭＳ ゴシック" w:hAnsi="ＭＳ ゴシック" w:hint="eastAsia"/>
+          <w:rFonts w:ascii="ＭＳ ゴシック" w:eastAsia="ＭＳ ゴシック" w:hAnsi="ＭＳ ゴシック"/>
           <w:color w:val="000000"/>
           <w:sz w:val="21"/>
           <w:szCs w:val="21"/>
@@ -5307,7 +5146,7 @@
         <w:pStyle w:val="a5"/>
         <w:jc w:val="both"/>
         <w:rPr>
-          <w:rFonts w:ascii="ＭＳ ゴシック" w:eastAsia="ＭＳ ゴシック" w:hAnsi="ＭＳ ゴシック" w:hint="eastAsia"/>
+          <w:rFonts w:ascii="ＭＳ ゴシック" w:eastAsia="ＭＳ ゴシック" w:hAnsi="ＭＳ ゴシック"/>
           <w:b/>
           <w:color w:val="000000"/>
           <w:sz w:val="21"/>
@@ -5360,7 +5199,7 @@
         <w:pStyle w:val="a5"/>
         <w:ind w:firstLineChars="250" w:firstLine="525"/>
         <w:rPr>
-          <w:rFonts w:ascii="ＭＳ ゴシック" w:eastAsia="ＭＳ ゴシック" w:hAnsi="ＭＳ ゴシック" w:hint="eastAsia"/>
+          <w:rFonts w:ascii="ＭＳ ゴシック" w:eastAsia="ＭＳ ゴシック" w:hAnsi="ＭＳ ゴシック"/>
           <w:color w:val="000000"/>
           <w:sz w:val="21"/>
           <w:szCs w:val="21"/>
@@ -5390,7 +5229,7 @@
         <w:pStyle w:val="a5"/>
         <w:jc w:val="both"/>
         <w:rPr>
-          <w:rFonts w:ascii="ＭＳ ゴシック" w:eastAsia="ＭＳ ゴシック" w:hAnsi="ＭＳ ゴシック" w:hint="eastAsia"/>
+          <w:rFonts w:ascii="ＭＳ ゴシック" w:eastAsia="ＭＳ ゴシック" w:hAnsi="ＭＳ ゴシック"/>
           <w:color w:val="000000"/>
           <w:sz w:val="21"/>
           <w:szCs w:val="21"/>
@@ -5456,7 +5295,7 @@
         <w:ind w:leftChars="236" w:left="566" w:firstLineChars="67" w:firstLine="141"/>
         <w:jc w:val="both"/>
         <w:rPr>
-          <w:rFonts w:ascii="ＭＳ ゴシック" w:eastAsia="ＭＳ ゴシック" w:hAnsi="ＭＳ ゴシック" w:hint="eastAsia"/>
+          <w:rFonts w:ascii="ＭＳ ゴシック" w:eastAsia="ＭＳ ゴシック" w:hAnsi="ＭＳ ゴシック"/>
           <w:color w:val="000000"/>
           <w:sz w:val="21"/>
           <w:szCs w:val="21"/>
@@ -5562,7 +5401,7 @@
         <w:pStyle w:val="a5"/>
         <w:jc w:val="right"/>
         <w:rPr>
-          <w:rFonts w:ascii="ＭＳ ゴシック" w:eastAsia="ＭＳ ゴシック" w:hAnsi="ＭＳ ゴシック" w:hint="eastAsia"/>
+          <w:rFonts w:ascii="ＭＳ ゴシック" w:eastAsia="ＭＳ ゴシック" w:hAnsi="ＭＳ ゴシック"/>
           <w:color w:val="000000"/>
           <w:sz w:val="21"/>
           <w:szCs w:val="21"/>
@@ -5574,7 +5413,7 @@
         <w:pStyle w:val="a5"/>
         <w:jc w:val="right"/>
         <w:rPr>
-          <w:rFonts w:ascii="ＭＳ ゴシック" w:eastAsia="ＭＳ ゴシック" w:hAnsi="ＭＳ ゴシック" w:hint="eastAsia"/>
+          <w:rFonts w:ascii="ＭＳ ゴシック" w:eastAsia="ＭＳ ゴシック" w:hAnsi="ＭＳ ゴシック"/>
           <w:color w:val="000000"/>
           <w:sz w:val="21"/>
           <w:szCs w:val="21"/>
@@ -5586,7 +5425,7 @@
         <w:pStyle w:val="a5"/>
         <w:jc w:val="center"/>
         <w:rPr>
-          <w:rFonts w:ascii="ＭＳ ゴシック" w:eastAsia="ＭＳ ゴシック" w:hAnsi="ＭＳ ゴシック" w:hint="eastAsia"/>
+          <w:rFonts w:ascii="ＭＳ ゴシック" w:eastAsia="ＭＳ ゴシック" w:hAnsi="ＭＳ ゴシック"/>
           <w:color w:val="000000"/>
           <w:sz w:val="21"/>
           <w:szCs w:val="21"/>
@@ -5606,7 +5445,7 @@
       <w:pPr>
         <w:pStyle w:val="a5"/>
         <w:rPr>
-          <w:rFonts w:ascii="ＭＳ ゴシック" w:eastAsia="ＭＳ ゴシック" w:hAnsi="ＭＳ ゴシック" w:hint="eastAsia"/>
+          <w:rFonts w:ascii="ＭＳ ゴシック" w:eastAsia="ＭＳ ゴシック" w:hAnsi="ＭＳ ゴシック"/>
           <w:color w:val="000000"/>
           <w:sz w:val="21"/>
           <w:szCs w:val="21"/>
@@ -5617,7 +5456,7 @@
       <w:pPr>
         <w:pStyle w:val="a5"/>
         <w:rPr>
-          <w:rFonts w:ascii="ＭＳ ゴシック" w:eastAsia="ＭＳ ゴシック" w:hAnsi="ＭＳ ゴシック" w:hint="eastAsia"/>
+          <w:rFonts w:ascii="ＭＳ ゴシック" w:eastAsia="ＭＳ ゴシック" w:hAnsi="ＭＳ ゴシック"/>
           <w:color w:val="000000"/>
           <w:sz w:val="21"/>
           <w:szCs w:val="21"/>
@@ -5629,7 +5468,7 @@
         <w:pStyle w:val="a5"/>
         <w:jc w:val="center"/>
         <w:rPr>
-          <w:rFonts w:ascii="ＭＳ ゴシック" w:eastAsia="ＭＳ ゴシック" w:hAnsi="ＭＳ ゴシック" w:hint="eastAsia"/>
+          <w:rFonts w:ascii="ＭＳ ゴシック" w:eastAsia="ＭＳ ゴシック" w:hAnsi="ＭＳ ゴシック"/>
           <w:color w:val="000000"/>
           <w:sz w:val="21"/>
           <w:szCs w:val="21"/>
@@ -5650,7 +5489,7 @@
         <w:pStyle w:val="a5"/>
         <w:jc w:val="center"/>
         <w:rPr>
-          <w:rFonts w:ascii="ＭＳ ゴシック" w:eastAsia="ＭＳ ゴシック" w:hAnsi="ＭＳ ゴシック" w:hint="eastAsia"/>
+          <w:rFonts w:ascii="ＭＳ ゴシック" w:eastAsia="ＭＳ ゴシック" w:hAnsi="ＭＳ ゴシック"/>
           <w:color w:val="000000"/>
           <w:sz w:val="21"/>
           <w:szCs w:val="21"/>
@@ -5684,7 +5523,7 @@
             <w:pPr>
               <w:pStyle w:val="a5"/>
               <w:rPr>
-                <w:rFonts w:ascii="ＭＳ ゴシック" w:eastAsia="ＭＳ ゴシック" w:hAnsi="ＭＳ ゴシック" w:hint="eastAsia"/>
+                <w:rFonts w:ascii="ＭＳ ゴシック" w:eastAsia="ＭＳ ゴシック" w:hAnsi="ＭＳ ゴシック"/>
                 <w:color w:val="000000"/>
                 <w:sz w:val="21"/>
                 <w:szCs w:val="21"/>
@@ -5709,7 +5548,7 @@
             <w:pPr>
               <w:pStyle w:val="a5"/>
               <w:rPr>
-                <w:rFonts w:ascii="ＭＳ ゴシック" w:eastAsia="ＭＳ ゴシック" w:hAnsi="ＭＳ ゴシック" w:hint="eastAsia"/>
+                <w:rFonts w:ascii="ＭＳ ゴシック" w:eastAsia="ＭＳ ゴシック" w:hAnsi="ＭＳ ゴシック"/>
                 <w:color w:val="000000"/>
                 <w:sz w:val="21"/>
                 <w:szCs w:val="21"/>
@@ -5727,7 +5566,7 @@
             <w:pPr>
               <w:pStyle w:val="a5"/>
               <w:rPr>
-                <w:rFonts w:ascii="ＭＳ ゴシック" w:eastAsia="ＭＳ ゴシック" w:hAnsi="ＭＳ ゴシック" w:hint="eastAsia"/>
+                <w:rFonts w:ascii="ＭＳ ゴシック" w:eastAsia="ＭＳ ゴシック" w:hAnsi="ＭＳ ゴシック"/>
                 <w:color w:val="000000"/>
                 <w:sz w:val="21"/>
                 <w:szCs w:val="21"/>
@@ -5752,7 +5591,7 @@
             <w:pPr>
               <w:pStyle w:val="a5"/>
               <w:rPr>
-                <w:rFonts w:ascii="ＭＳ ゴシック" w:eastAsia="ＭＳ ゴシック" w:hAnsi="ＭＳ ゴシック" w:hint="eastAsia"/>
+                <w:rFonts w:ascii="ＭＳ ゴシック" w:eastAsia="ＭＳ ゴシック" w:hAnsi="ＭＳ ゴシック"/>
                 <w:color w:val="000000"/>
                 <w:sz w:val="21"/>
                 <w:szCs w:val="21"/>
@@ -5770,7 +5609,7 @@
             <w:pPr>
               <w:pStyle w:val="a5"/>
               <w:rPr>
-                <w:rFonts w:ascii="ＭＳ ゴシック" w:eastAsia="ＭＳ ゴシック" w:hAnsi="ＭＳ ゴシック" w:hint="eastAsia"/>
+                <w:rFonts w:ascii="ＭＳ ゴシック" w:eastAsia="ＭＳ ゴシック" w:hAnsi="ＭＳ ゴシック"/>
                 <w:color w:val="000000"/>
                 <w:sz w:val="21"/>
                 <w:szCs w:val="21"/>
@@ -5804,7 +5643,7 @@
             <w:pPr>
               <w:pStyle w:val="a5"/>
               <w:rPr>
-                <w:rFonts w:ascii="ＭＳ ゴシック" w:eastAsia="ＭＳ ゴシック" w:hAnsi="ＭＳ ゴシック" w:hint="eastAsia"/>
+                <w:rFonts w:ascii="ＭＳ ゴシック" w:eastAsia="ＭＳ ゴシック" w:hAnsi="ＭＳ ゴシック"/>
                 <w:color w:val="000000"/>
                 <w:sz w:val="21"/>
                 <w:szCs w:val="21"/>
@@ -5827,7 +5666,7 @@
       <w:pPr>
         <w:pStyle w:val="a5"/>
         <w:rPr>
-          <w:rFonts w:ascii="ＭＳ ゴシック" w:eastAsia="ＭＳ ゴシック" w:hAnsi="ＭＳ ゴシック" w:hint="eastAsia"/>
+          <w:rFonts w:ascii="ＭＳ ゴシック" w:eastAsia="ＭＳ ゴシック" w:hAnsi="ＭＳ ゴシック"/>
           <w:color w:val="000000"/>
           <w:sz w:val="21"/>
           <w:szCs w:val="21"/>
@@ -5838,7 +5677,7 @@
       <w:pPr>
         <w:pStyle w:val="a5"/>
         <w:rPr>
-          <w:rFonts w:ascii="ＭＳ ゴシック" w:eastAsia="ＭＳ ゴシック" w:hAnsi="ＭＳ ゴシック" w:hint="eastAsia"/>
+          <w:rFonts w:ascii="ＭＳ ゴシック" w:eastAsia="ＭＳ ゴシック" w:hAnsi="ＭＳ ゴシック"/>
           <w:color w:val="000000"/>
           <w:sz w:val="21"/>
           <w:szCs w:val="21"/>
@@ -5877,7 +5716,7 @@
       <w:pPr>
         <w:pStyle w:val="a5"/>
         <w:rPr>
-          <w:rFonts w:ascii="ＭＳ ゴシック" w:eastAsia="ＭＳ ゴシック" w:hAnsi="ＭＳ ゴシック" w:hint="eastAsia"/>
+          <w:rFonts w:ascii="ＭＳ ゴシック" w:eastAsia="ＭＳ ゴシック" w:hAnsi="ＭＳ ゴシック"/>
           <w:color w:val="000000"/>
           <w:sz w:val="21"/>
           <w:szCs w:val="21"/>
@@ -5889,7 +5728,7 @@
       <w:pPr>
         <w:pStyle w:val="a5"/>
         <w:rPr>
-          <w:rFonts w:ascii="ＭＳ ゴシック" w:eastAsia="ＭＳ ゴシック" w:hAnsi="ＭＳ ゴシック" w:hint="eastAsia"/>
+          <w:rFonts w:ascii="ＭＳ ゴシック" w:eastAsia="ＭＳ ゴシック" w:hAnsi="ＭＳ ゴシック"/>
           <w:color w:val="000000"/>
           <w:sz w:val="21"/>
           <w:szCs w:val="21"/>
@@ -5901,7 +5740,7 @@
       <w:pPr>
         <w:pStyle w:val="a5"/>
         <w:rPr>
-          <w:rFonts w:ascii="ＭＳ ゴシック" w:eastAsia="ＭＳ ゴシック" w:hAnsi="ＭＳ ゴシック" w:hint="eastAsia"/>
+          <w:rFonts w:ascii="ＭＳ ゴシック" w:eastAsia="ＭＳ ゴシック" w:hAnsi="ＭＳ ゴシック"/>
           <w:color w:val="000000"/>
           <w:sz w:val="21"/>
           <w:szCs w:val="21"/>
@@ -5913,7 +5752,7 @@
       <w:pPr>
         <w:pStyle w:val="a5"/>
         <w:rPr>
-          <w:rFonts w:ascii="ＭＳ ゴシック" w:eastAsia="ＭＳ ゴシック" w:hAnsi="ＭＳ ゴシック" w:hint="eastAsia"/>
+          <w:rFonts w:ascii="ＭＳ ゴシック" w:eastAsia="ＭＳ ゴシック" w:hAnsi="ＭＳ ゴシック"/>
           <w:color w:val="000000"/>
           <w:sz w:val="21"/>
           <w:szCs w:val="21"/>
@@ -5926,7 +5765,7 @@
         <w:pStyle w:val="a5"/>
         <w:jc w:val="center"/>
         <w:rPr>
-          <w:rFonts w:ascii="ＭＳ ゴシック" w:eastAsia="ＭＳ ゴシック" w:hAnsi="ＭＳ ゴシック" w:hint="eastAsia"/>
+          <w:rFonts w:ascii="ＭＳ ゴシック" w:eastAsia="ＭＳ ゴシック" w:hAnsi="ＭＳ ゴシック"/>
           <w:color w:val="000000"/>
           <w:sz w:val="21"/>
           <w:szCs w:val="21"/>
@@ -5947,7 +5786,7 @@
         <w:pStyle w:val="a5"/>
         <w:jc w:val="center"/>
         <w:rPr>
-          <w:rFonts w:ascii="ＭＳ ゴシック" w:eastAsia="ＭＳ ゴシック" w:hAnsi="ＭＳ ゴシック" w:hint="eastAsia"/>
+          <w:rFonts w:ascii="ＭＳ ゴシック" w:eastAsia="ＭＳ ゴシック" w:hAnsi="ＭＳ ゴシック"/>
           <w:color w:val="000000"/>
           <w:sz w:val="21"/>
           <w:szCs w:val="21"/>
@@ -5981,7 +5820,7 @@
             <w:pPr>
               <w:pStyle w:val="a5"/>
               <w:rPr>
-                <w:rFonts w:ascii="ＭＳ ゴシック" w:eastAsia="ＭＳ ゴシック" w:hAnsi="ＭＳ ゴシック" w:hint="eastAsia"/>
+                <w:rFonts w:ascii="ＭＳ ゴシック" w:eastAsia="ＭＳ ゴシック" w:hAnsi="ＭＳ ゴシック"/>
                 <w:color w:val="000000"/>
                 <w:sz w:val="21"/>
                 <w:szCs w:val="21"/>
@@ -6015,7 +5854,7 @@
             <w:pPr>
               <w:pStyle w:val="a5"/>
               <w:rPr>
-                <w:rFonts w:ascii="ＭＳ ゴシック" w:eastAsia="ＭＳ ゴシック" w:hAnsi="ＭＳ ゴシック" w:hint="eastAsia"/>
+                <w:rFonts w:ascii="ＭＳ ゴシック" w:eastAsia="ＭＳ ゴシック" w:hAnsi="ＭＳ ゴシック"/>
                 <w:color w:val="000000"/>
                 <w:sz w:val="21"/>
                 <w:szCs w:val="21"/>
@@ -6035,7 +5874,7 @@
             <w:pPr>
               <w:pStyle w:val="a5"/>
               <w:rPr>
-                <w:rFonts w:ascii="ＭＳ ゴシック" w:eastAsia="ＭＳ ゴシック" w:hAnsi="ＭＳ ゴシック" w:hint="eastAsia"/>
+                <w:rFonts w:ascii="ＭＳ ゴシック" w:eastAsia="ＭＳ ゴシック" w:hAnsi="ＭＳ ゴシック"/>
                 <w:color w:val="000000"/>
                 <w:sz w:val="21"/>
                 <w:szCs w:val="21"/>
@@ -6062,7 +5901,7 @@
             <w:pPr>
               <w:pStyle w:val="a5"/>
               <w:rPr>
-                <w:rFonts w:ascii="ＭＳ ゴシック" w:eastAsia="ＭＳ ゴシック" w:hAnsi="ＭＳ ゴシック" w:hint="eastAsia"/>
+                <w:rFonts w:ascii="ＭＳ ゴシック" w:eastAsia="ＭＳ ゴシック" w:hAnsi="ＭＳ ゴシック"/>
                 <w:color w:val="000000"/>
                 <w:sz w:val="21"/>
                 <w:szCs w:val="21"/>
@@ -6087,7 +5926,7 @@
             <w:pPr>
               <w:pStyle w:val="a5"/>
               <w:rPr>
-                <w:rFonts w:ascii="ＭＳ ゴシック" w:eastAsia="ＭＳ ゴシック" w:hAnsi="ＭＳ ゴシック" w:hint="eastAsia"/>
+                <w:rFonts w:ascii="ＭＳ ゴシック" w:eastAsia="ＭＳ ゴシック" w:hAnsi="ＭＳ ゴシック"/>
                 <w:color w:val="000000"/>
                 <w:sz w:val="21"/>
                 <w:szCs w:val="21"/>
@@ -6107,7 +5946,7 @@
             <w:pPr>
               <w:pStyle w:val="a5"/>
               <w:rPr>
-                <w:rFonts w:ascii="ＭＳ ゴシック" w:eastAsia="ＭＳ ゴシック" w:hAnsi="ＭＳ ゴシック" w:hint="eastAsia"/>
+                <w:rFonts w:ascii="ＭＳ ゴシック" w:eastAsia="ＭＳ ゴシック" w:hAnsi="ＭＳ ゴシック"/>
                 <w:color w:val="000000"/>
                 <w:sz w:val="21"/>
                 <w:szCs w:val="21"/>
@@ -6134,7 +5973,7 @@
             <w:pPr>
               <w:pStyle w:val="a5"/>
               <w:rPr>
-                <w:rFonts w:ascii="ＭＳ ゴシック" w:eastAsia="ＭＳ ゴシック" w:hAnsi="ＭＳ ゴシック" w:hint="eastAsia"/>
+                <w:rFonts w:ascii="ＭＳ ゴシック" w:eastAsia="ＭＳ ゴシック" w:hAnsi="ＭＳ ゴシック"/>
                 <w:color w:val="000000"/>
                 <w:sz w:val="21"/>
                 <w:szCs w:val="21"/>
@@ -6159,7 +5998,7 @@
             <w:pPr>
               <w:pStyle w:val="a5"/>
               <w:rPr>
-                <w:rFonts w:ascii="ＭＳ ゴシック" w:eastAsia="ＭＳ ゴシック" w:hAnsi="ＭＳ ゴシック" w:hint="eastAsia"/>
+                <w:rFonts w:ascii="ＭＳ ゴシック" w:eastAsia="ＭＳ ゴシック" w:hAnsi="ＭＳ ゴシック"/>
                 <w:color w:val="000000"/>
                 <w:sz w:val="21"/>
                 <w:szCs w:val="21"/>
@@ -6170,7 +6009,7 @@
             <w:pPr>
               <w:pStyle w:val="a5"/>
               <w:rPr>
-                <w:rFonts w:ascii="ＭＳ ゴシック" w:eastAsia="ＭＳ ゴシック" w:hAnsi="ＭＳ ゴシック" w:hint="eastAsia"/>
+                <w:rFonts w:ascii="ＭＳ ゴシック" w:eastAsia="ＭＳ ゴシック" w:hAnsi="ＭＳ ゴシック"/>
                 <w:color w:val="000000"/>
                 <w:sz w:val="21"/>
                 <w:szCs w:val="21"/>
@@ -6181,7 +6020,7 @@
             <w:pPr>
               <w:pStyle w:val="a5"/>
               <w:rPr>
-                <w:rFonts w:ascii="ＭＳ ゴシック" w:eastAsia="ＭＳ ゴシック" w:hAnsi="ＭＳ ゴシック" w:hint="eastAsia"/>
+                <w:rFonts w:ascii="ＭＳ ゴシック" w:eastAsia="ＭＳ ゴシック" w:hAnsi="ＭＳ ゴシック"/>
                 <w:color w:val="000000"/>
                 <w:sz w:val="21"/>
                 <w:szCs w:val="21"/>
@@ -6192,7 +6031,7 @@
             <w:pPr>
               <w:pStyle w:val="a5"/>
               <w:rPr>
-                <w:rFonts w:ascii="ＭＳ ゴシック" w:eastAsia="ＭＳ ゴシック" w:hAnsi="ＭＳ ゴシック" w:hint="eastAsia"/>
+                <w:rFonts w:ascii="ＭＳ ゴシック" w:eastAsia="ＭＳ ゴシック" w:hAnsi="ＭＳ ゴシック"/>
                 <w:color w:val="000000"/>
                 <w:sz w:val="21"/>
                 <w:szCs w:val="21"/>
@@ -6203,7 +6042,7 @@
             <w:pPr>
               <w:pStyle w:val="a5"/>
               <w:rPr>
-                <w:rFonts w:ascii="ＭＳ ゴシック" w:eastAsia="ＭＳ ゴシック" w:hAnsi="ＭＳ ゴシック" w:hint="eastAsia"/>
+                <w:rFonts w:ascii="ＭＳ ゴシック" w:eastAsia="ＭＳ ゴシック" w:hAnsi="ＭＳ ゴシック"/>
                 <w:color w:val="000000"/>
                 <w:sz w:val="21"/>
                 <w:szCs w:val="21"/>
@@ -6214,7 +6053,7 @@
             <w:pPr>
               <w:pStyle w:val="a5"/>
               <w:rPr>
-                <w:rFonts w:ascii="ＭＳ ゴシック" w:eastAsia="ＭＳ ゴシック" w:hAnsi="ＭＳ ゴシック" w:hint="eastAsia"/>
+                <w:rFonts w:ascii="ＭＳ ゴシック" w:eastAsia="ＭＳ ゴシック" w:hAnsi="ＭＳ ゴシック"/>
                 <w:color w:val="000000"/>
                 <w:sz w:val="21"/>
                 <w:szCs w:val="21"/>
@@ -6228,7 +6067,7 @@
       <w:pPr>
         <w:pStyle w:val="a5"/>
         <w:rPr>
-          <w:rFonts w:ascii="ＭＳ ゴシック" w:eastAsia="ＭＳ ゴシック" w:hAnsi="ＭＳ ゴシック" w:hint="eastAsia"/>
+          <w:rFonts w:ascii="ＭＳ ゴシック" w:eastAsia="ＭＳ ゴシック" w:hAnsi="ＭＳ ゴシック"/>
           <w:color w:val="000000"/>
           <w:sz w:val="21"/>
           <w:szCs w:val="21"/>
@@ -6239,7 +6078,7 @@
       <w:pPr>
         <w:pStyle w:val="a5"/>
         <w:rPr>
-          <w:rFonts w:ascii="ＭＳ ゴシック" w:eastAsia="ＭＳ ゴシック" w:hAnsi="ＭＳ ゴシック" w:hint="eastAsia"/>
+          <w:rFonts w:ascii="ＭＳ ゴシック" w:eastAsia="ＭＳ ゴシック" w:hAnsi="ＭＳ ゴシック"/>
           <w:color w:val="000000"/>
           <w:sz w:val="21"/>
           <w:szCs w:val="21"/>
@@ -6266,7 +6105,7 @@
       <w:pPr>
         <w:pStyle w:val="a5"/>
         <w:rPr>
-          <w:rFonts w:ascii="ＭＳ ゴシック" w:eastAsia="ＭＳ ゴシック" w:hAnsi="ＭＳ ゴシック" w:hint="eastAsia"/>
+          <w:rFonts w:ascii="ＭＳ ゴシック" w:eastAsia="ＭＳ ゴシック" w:hAnsi="ＭＳ ゴシック"/>
           <w:color w:val="000000"/>
           <w:sz w:val="21"/>
           <w:szCs w:val="21"/>
@@ -6277,7 +6116,7 @@
       <w:pPr>
         <w:pStyle w:val="a5"/>
         <w:rPr>
-          <w:rFonts w:ascii="ＭＳ ゴシック" w:eastAsia="ＭＳ ゴシック" w:hAnsi="ＭＳ ゴシック" w:hint="eastAsia"/>
+          <w:rFonts w:ascii="ＭＳ ゴシック" w:eastAsia="ＭＳ ゴシック" w:hAnsi="ＭＳ ゴシック"/>
           <w:color w:val="000000"/>
           <w:sz w:val="21"/>
           <w:szCs w:val="21"/>
@@ -6288,7 +6127,7 @@
       <w:pPr>
         <w:pStyle w:val="a5"/>
         <w:rPr>
-          <w:rFonts w:ascii="ＭＳ ゴシック" w:eastAsia="ＭＳ ゴシック" w:hAnsi="ＭＳ ゴシック" w:hint="eastAsia"/>
+          <w:rFonts w:ascii="ＭＳ ゴシック" w:eastAsia="ＭＳ ゴシック" w:hAnsi="ＭＳ ゴシック"/>
           <w:color w:val="000000"/>
           <w:sz w:val="21"/>
           <w:szCs w:val="21"/>
@@ -6299,7 +6138,7 @@
       <w:pPr>
         <w:pStyle w:val="a5"/>
         <w:rPr>
-          <w:rFonts w:ascii="ＭＳ ゴシック" w:eastAsia="ＭＳ ゴシック" w:hAnsi="ＭＳ ゴシック" w:hint="eastAsia"/>
+          <w:rFonts w:ascii="ＭＳ ゴシック" w:eastAsia="ＭＳ ゴシック" w:hAnsi="ＭＳ ゴシック"/>
           <w:color w:val="000000"/>
           <w:sz w:val="21"/>
           <w:szCs w:val="21"/>
@@ -6311,7 +6150,7 @@
         <w:pStyle w:val="a5"/>
         <w:jc w:val="center"/>
         <w:rPr>
-          <w:rFonts w:ascii="ＭＳ ゴシック" w:eastAsia="ＭＳ ゴシック" w:hAnsi="ＭＳ ゴシック" w:hint="eastAsia"/>
+          <w:rFonts w:ascii="ＭＳ ゴシック" w:eastAsia="ＭＳ ゴシック" w:hAnsi="ＭＳ ゴシック"/>
           <w:color w:val="000000"/>
           <w:sz w:val="21"/>
           <w:szCs w:val="21"/>
@@ -6332,7 +6171,7 @@
         <w:pStyle w:val="a5"/>
         <w:jc w:val="center"/>
         <w:rPr>
-          <w:rFonts w:ascii="ＭＳ ゴシック" w:eastAsia="ＭＳ ゴシック" w:hAnsi="ＭＳ ゴシック" w:hint="eastAsia"/>
+          <w:rFonts w:ascii="ＭＳ ゴシック" w:eastAsia="ＭＳ ゴシック" w:hAnsi="ＭＳ ゴシック"/>
           <w:color w:val="000000"/>
           <w:sz w:val="21"/>
           <w:szCs w:val="21"/>
@@ -6366,7 +6205,7 @@
             <w:pPr>
               <w:pStyle w:val="a5"/>
               <w:rPr>
-                <w:rFonts w:ascii="ＭＳ ゴシック" w:eastAsia="ＭＳ ゴシック" w:hAnsi="ＭＳ ゴシック" w:hint="eastAsia"/>
+                <w:rFonts w:ascii="ＭＳ ゴシック" w:eastAsia="ＭＳ ゴシック" w:hAnsi="ＭＳ ゴシック"/>
                 <w:color w:val="000000"/>
                 <w:sz w:val="21"/>
                 <w:szCs w:val="21"/>
@@ -6391,7 +6230,7 @@
             <w:pPr>
               <w:pStyle w:val="a5"/>
               <w:rPr>
-                <w:rFonts w:ascii="ＭＳ ゴシック" w:eastAsia="ＭＳ ゴシック" w:hAnsi="ＭＳ ゴシック" w:hint="eastAsia"/>
+                <w:rFonts w:ascii="ＭＳ ゴシック" w:eastAsia="ＭＳ ゴシック" w:hAnsi="ＭＳ ゴシック"/>
                 <w:color w:val="000000"/>
                 <w:sz w:val="21"/>
                 <w:szCs w:val="21"/>
@@ -6411,7 +6250,7 @@
             <w:pPr>
               <w:pStyle w:val="a5"/>
               <w:rPr>
-                <w:rFonts w:ascii="ＭＳ ゴシック" w:eastAsia="ＭＳ ゴシック" w:hAnsi="ＭＳ ゴシック" w:hint="eastAsia"/>
+                <w:rFonts w:ascii="ＭＳ ゴシック" w:eastAsia="ＭＳ ゴシック" w:hAnsi="ＭＳ ゴシック"/>
                 <w:color w:val="000000"/>
                 <w:sz w:val="21"/>
                 <w:szCs w:val="21"/>
@@ -6438,7 +6277,7 @@
             <w:pPr>
               <w:pStyle w:val="a5"/>
               <w:rPr>
-                <w:rFonts w:ascii="ＭＳ ゴシック" w:eastAsia="ＭＳ ゴシック" w:hAnsi="ＭＳ ゴシック" w:hint="eastAsia"/>
+                <w:rFonts w:ascii="ＭＳ ゴシック" w:eastAsia="ＭＳ ゴシック" w:hAnsi="ＭＳ ゴシック"/>
                 <w:color w:val="000000"/>
                 <w:sz w:val="21"/>
                 <w:szCs w:val="21"/>
@@ -6463,7 +6302,7 @@
             <w:pPr>
               <w:pStyle w:val="a5"/>
               <w:rPr>
-                <w:rFonts w:ascii="ＭＳ ゴシック" w:eastAsia="ＭＳ ゴシック" w:hAnsi="ＭＳ ゴシック" w:hint="eastAsia"/>
+                <w:rFonts w:ascii="ＭＳ ゴシック" w:eastAsia="ＭＳ ゴシック" w:hAnsi="ＭＳ ゴシック"/>
                 <w:color w:val="000000"/>
                 <w:sz w:val="21"/>
                 <w:szCs w:val="21"/>
@@ -6474,7 +6313,7 @@
             <w:pPr>
               <w:pStyle w:val="a5"/>
               <w:rPr>
-                <w:rFonts w:ascii="ＭＳ ゴシック" w:eastAsia="ＭＳ ゴシック" w:hAnsi="ＭＳ ゴシック" w:hint="eastAsia"/>
+                <w:rFonts w:ascii="ＭＳ ゴシック" w:eastAsia="ＭＳ ゴシック" w:hAnsi="ＭＳ ゴシック"/>
                 <w:color w:val="000000"/>
                 <w:sz w:val="21"/>
                 <w:szCs w:val="21"/>
@@ -6485,7 +6324,7 @@
             <w:pPr>
               <w:pStyle w:val="a5"/>
               <w:rPr>
-                <w:rFonts w:ascii="ＭＳ ゴシック" w:eastAsia="ＭＳ ゴシック" w:hAnsi="ＭＳ ゴシック" w:hint="eastAsia"/>
+                <w:rFonts w:ascii="ＭＳ ゴシック" w:eastAsia="ＭＳ ゴシック" w:hAnsi="ＭＳ ゴシック"/>
                 <w:color w:val="000000"/>
                 <w:sz w:val="21"/>
                 <w:szCs w:val="21"/>
@@ -6496,7 +6335,7 @@
             <w:pPr>
               <w:pStyle w:val="a5"/>
               <w:rPr>
-                <w:rFonts w:ascii="ＭＳ ゴシック" w:eastAsia="ＭＳ ゴシック" w:hAnsi="ＭＳ ゴシック" w:hint="eastAsia"/>
+                <w:rFonts w:ascii="ＭＳ ゴシック" w:eastAsia="ＭＳ ゴシック" w:hAnsi="ＭＳ ゴシック"/>
                 <w:color w:val="000000"/>
                 <w:sz w:val="21"/>
                 <w:szCs w:val="21"/>
@@ -6507,7 +6346,7 @@
             <w:pPr>
               <w:pStyle w:val="a5"/>
               <w:rPr>
-                <w:rFonts w:ascii="ＭＳ ゴシック" w:eastAsia="ＭＳ ゴシック" w:hAnsi="ＭＳ ゴシック" w:hint="eastAsia"/>
+                <w:rFonts w:ascii="ＭＳ ゴシック" w:eastAsia="ＭＳ ゴシック" w:hAnsi="ＭＳ ゴシック"/>
                 <w:color w:val="000000"/>
                 <w:sz w:val="21"/>
                 <w:szCs w:val="21"/>
@@ -6518,7 +6357,7 @@
             <w:pPr>
               <w:pStyle w:val="a5"/>
               <w:rPr>
-                <w:rFonts w:ascii="ＭＳ ゴシック" w:eastAsia="ＭＳ ゴシック" w:hAnsi="ＭＳ ゴシック" w:hint="eastAsia"/>
+                <w:rFonts w:ascii="ＭＳ ゴシック" w:eastAsia="ＭＳ ゴシック" w:hAnsi="ＭＳ ゴシック"/>
                 <w:color w:val="000000"/>
                 <w:sz w:val="21"/>
                 <w:szCs w:val="21"/>
@@ -6532,7 +6371,7 @@
       <w:pPr>
         <w:pStyle w:val="a5"/>
         <w:rPr>
-          <w:rFonts w:ascii="ＭＳ ゴシック" w:eastAsia="ＭＳ ゴシック" w:hAnsi="ＭＳ ゴシック" w:hint="eastAsia"/>
+          <w:rFonts w:ascii="ＭＳ ゴシック" w:eastAsia="ＭＳ ゴシック" w:hAnsi="ＭＳ ゴシック"/>
           <w:color w:val="000000"/>
           <w:sz w:val="21"/>
           <w:szCs w:val="21"/>
@@ -6543,7 +6382,7 @@
       <w:pPr>
         <w:pStyle w:val="a5"/>
         <w:rPr>
-          <w:rFonts w:ascii="ＭＳ ゴシック" w:eastAsia="ＭＳ ゴシック" w:hAnsi="ＭＳ ゴシック" w:hint="eastAsia"/>
+          <w:rFonts w:ascii="ＭＳ ゴシック" w:eastAsia="ＭＳ ゴシック" w:hAnsi="ＭＳ ゴシック"/>
           <w:color w:val="000000"/>
           <w:sz w:val="21"/>
           <w:szCs w:val="21"/>
@@ -6582,7 +6421,7 @@
       <w:pPr>
         <w:pStyle w:val="a5"/>
         <w:rPr>
-          <w:rFonts w:ascii="ＭＳ ゴシック" w:eastAsia="ＭＳ ゴシック" w:hAnsi="ＭＳ ゴシック" w:hint="eastAsia"/>
+          <w:rFonts w:ascii="ＭＳ ゴシック" w:eastAsia="ＭＳ ゴシック" w:hAnsi="ＭＳ ゴシック"/>
           <w:color w:val="000000"/>
           <w:sz w:val="21"/>
           <w:szCs w:val="21"/>
@@ -6595,7 +6434,7 @@
         <w:pStyle w:val="a5"/>
         <w:jc w:val="both"/>
         <w:rPr>
-          <w:rFonts w:ascii="ＭＳ ゴシック" w:eastAsia="ＭＳ ゴシック" w:hAnsi="ＭＳ ゴシック" w:hint="eastAsia"/>
+          <w:rFonts w:ascii="ＭＳ ゴシック" w:eastAsia="ＭＳ ゴシック" w:hAnsi="ＭＳ ゴシック"/>
           <w:color w:val="000000"/>
           <w:sz w:val="21"/>
           <w:szCs w:val="21"/>
@@ -6604,8 +6443,8 @@
       </w:pPr>
     </w:p>
     <w:sectPr>
-      <w:headerReference w:type="default" r:id="rId16"/>
-      <w:footerReference w:type="default" r:id="rId17"/>
+      <w:headerReference w:type="default" r:id="rId19"/>
+      <w:footerReference w:type="default" r:id="rId20"/>
       <w:pgSz w:w="11906" w:h="16838"/>
       <w:pgMar w:top="1985" w:right="991" w:bottom="993" w:left="1701" w:header="708" w:footer="708" w:gutter="0"/>
       <w:pgNumType w:start="3"/>
@@ -6687,6 +6526,18 @@
 </file>
 
 <file path=word/footer2.xml><?xml version="1.0" encoding="utf-8"?>
+<w:ftr xmlns:wpc="http://schemas.microsoft.com/office/word/2010/wordprocessingCanvas" xmlns:mc="http://schemas.openxmlformats.org/markup-compatibility/2006" xmlns:o="urn:schemas-microsoft-com:office:office" xmlns:r="http://schemas.openxmlformats.org/officeDocument/2006/relationships" xmlns:m="http://schemas.openxmlformats.org/officeDocument/2006/math" xmlns:v="urn:schemas-microsoft-com:vml" xmlns:wp14="http://schemas.microsoft.com/office/word/2010/wordprocessingDrawing" xmlns:wp="http://schemas.openxmlformats.org/drawingml/2006/wordprocessingDrawing" xmlns:w10="urn:schemas-microsoft-com:office:word" xmlns:w="http://schemas.openxmlformats.org/wordprocessingml/2006/main" xmlns:w14="http://schemas.microsoft.com/office/word/2010/wordml" xmlns:wpg="http://schemas.microsoft.com/office/word/2010/wordprocessingGroup" xmlns:wpi="http://schemas.microsoft.com/office/word/2010/wordprocessingInk" xmlns:wne="http://schemas.microsoft.com/office/word/2006/wordml" xmlns:wps="http://schemas.microsoft.com/office/word/2010/wordprocessingShape" mc:Ignorable="w14 wp14">
+  <w:p/>
+</w:ftr>
+</file>
+
+<file path=word/footer3.xml><?xml version="1.0" encoding="utf-8"?>
+<w:ftr xmlns:wpc="http://schemas.microsoft.com/office/word/2010/wordprocessingCanvas" xmlns:mc="http://schemas.openxmlformats.org/markup-compatibility/2006" xmlns:o="urn:schemas-microsoft-com:office:office" xmlns:r="http://schemas.openxmlformats.org/officeDocument/2006/relationships" xmlns:m="http://schemas.openxmlformats.org/officeDocument/2006/math" xmlns:v="urn:schemas-microsoft-com:vml" xmlns:wp14="http://schemas.microsoft.com/office/word/2010/wordprocessingDrawing" xmlns:wp="http://schemas.openxmlformats.org/drawingml/2006/wordprocessingDrawing" xmlns:w10="urn:schemas-microsoft-com:office:word" xmlns:w="http://schemas.openxmlformats.org/wordprocessingml/2006/main" xmlns:w14="http://schemas.microsoft.com/office/word/2010/wordml" xmlns:wpg="http://schemas.microsoft.com/office/word/2010/wordprocessingGroup" xmlns:wpi="http://schemas.microsoft.com/office/word/2010/wordprocessingInk" xmlns:wne="http://schemas.microsoft.com/office/word/2006/wordml" xmlns:wps="http://schemas.microsoft.com/office/word/2010/wordprocessingShape" mc:Ignorable="w14 wp14">
+  <w:p/>
+</w:ftr>
+</file>
+
+<file path=word/footer4.xml><?xml version="1.0" encoding="utf-8"?>
 <w:ftr xmlns:wpc="http://schemas.microsoft.com/office/word/2010/wordprocessingCanvas" xmlns:mc="http://schemas.openxmlformats.org/markup-compatibility/2006" xmlns:o="urn:schemas-microsoft-com:office:office" xmlns:r="http://schemas.openxmlformats.org/officeDocument/2006/relationships" xmlns:m="http://schemas.openxmlformats.org/officeDocument/2006/math" xmlns:v="urn:schemas-microsoft-com:vml" xmlns:wp14="http://schemas.microsoft.com/office/word/2010/wordprocessingDrawing" xmlns:wp="http://schemas.openxmlformats.org/drawingml/2006/wordprocessingDrawing" xmlns:w10="urn:schemas-microsoft-com:office:word" xmlns:w="http://schemas.openxmlformats.org/wordprocessingml/2006/main" xmlns:w14="http://schemas.microsoft.com/office/word/2010/wordml" xmlns:wpg="http://schemas.microsoft.com/office/word/2010/wordprocessingGroup" xmlns:wpi="http://schemas.microsoft.com/office/word/2010/wordprocessingInk" xmlns:wne="http://schemas.microsoft.com/office/word/2006/wordml" xmlns:wps="http://schemas.microsoft.com/office/word/2010/wordprocessingShape" mc:Ignorable="w14 wp14">
   <w:p>
     <w:pPr>
@@ -6784,26 +6635,6 @@
 </w:ftr>
 </file>
 
-<file path=word/footer3.xml><?xml version="1.0" encoding="utf-8"?>
-<w:ftr xmlns:m="http://schemas.openxmlformats.org/officeDocument/2006/math" xmlns:mc="http://schemas.openxmlformats.org/markup-compatibility/2006" xmlns:mo="http://schemas.microsoft.com/office/mac/office/2008/main" xmlns:mv="urn:schemas-microsoft-com:mac:vml" xmlns:o="urn:schemas-microsoft-com:office:office" xmlns:r="http://schemas.openxmlformats.org/officeDocument/2006/relationships" xmlns:v="urn:schemas-microsoft-com:vml" xmlns:w10="urn:schemas-microsoft-com:office:word" xmlns:w14="http://schemas.microsoft.com/office/word/2010/wordml" xmlns:w="http://schemas.openxmlformats.org/wordprocessingml/2006/main" xmlns:wne="http://schemas.microsoft.com/office/word/2006/wordml" xmlns:wp14="http://schemas.microsoft.com/office/word/2010/wordprocessingDrawing" xmlns:wp="http://schemas.openxmlformats.org/drawingml/2006/wordprocessingDrawing" xmlns:wpc="http://schemas.microsoft.com/office/word/2010/wordprocessingCanvas" xmlns:wpg="http://schemas.microsoft.com/office/word/2010/wordprocessingGroup" xmlns:wpi="http://schemas.microsoft.com/office/word/2010/wordprocessingInk" xmlns:wps="http://schemas.microsoft.com/office/word/2010/wordprocessingShape" mc:Ignorable="w14 wp14">
-  <w:p>
-    <w:pPr>
-      <w:pStyle w:val="Footer"/>
-    </w:pPr>
-  </w:p>
-</w:ftr>
-</file>
-
-<file path=word/footer4.xml><?xml version="1.0" encoding="utf-8"?>
-<w:ftr xmlns:m="http://schemas.openxmlformats.org/officeDocument/2006/math" xmlns:mc="http://schemas.openxmlformats.org/markup-compatibility/2006" xmlns:mo="http://schemas.microsoft.com/office/mac/office/2008/main" xmlns:mv="urn:schemas-microsoft-com:mac:vml" xmlns:o="urn:schemas-microsoft-com:office:office" xmlns:r="http://schemas.openxmlformats.org/officeDocument/2006/relationships" xmlns:v="urn:schemas-microsoft-com:vml" xmlns:w10="urn:schemas-microsoft-com:office:word" xmlns:w14="http://schemas.microsoft.com/office/word/2010/wordml" xmlns:w="http://schemas.openxmlformats.org/wordprocessingml/2006/main" xmlns:wne="http://schemas.microsoft.com/office/word/2006/wordml" xmlns:wp14="http://schemas.microsoft.com/office/word/2010/wordprocessingDrawing" xmlns:wp="http://schemas.openxmlformats.org/drawingml/2006/wordprocessingDrawing" xmlns:wpc="http://schemas.microsoft.com/office/word/2010/wordprocessingCanvas" xmlns:wpg="http://schemas.microsoft.com/office/word/2010/wordprocessingGroup" xmlns:wpi="http://schemas.microsoft.com/office/word/2010/wordprocessingInk" xmlns:wps="http://schemas.microsoft.com/office/word/2010/wordprocessingShape" mc:Ignorable="w14 wp14">
-  <w:p>
-    <w:pPr>
-      <w:pStyle w:val="Footer"/>
-    </w:pPr>
-  </w:p>
-</w:ftr>
-</file>
-
 <file path=word/footnotes.xml><?xml version="1.0" encoding="utf-8"?>
 <w:footnotes xmlns:wpc="http://schemas.microsoft.com/office/word/2010/wordprocessingCanvas" xmlns:mc="http://schemas.openxmlformats.org/markup-compatibility/2006" xmlns:o="urn:schemas-microsoft-com:office:office" xmlns:r="http://schemas.openxmlformats.org/officeDocument/2006/relationships" xmlns:m="http://schemas.openxmlformats.org/officeDocument/2006/math" xmlns:v="urn:schemas-microsoft-com:vml" xmlns:wp14="http://schemas.microsoft.com/office/word/2010/wordprocessingDrawing" xmlns:wp="http://schemas.openxmlformats.org/drawingml/2006/wordprocessingDrawing" xmlns:w10="urn:schemas-microsoft-com:office:word" xmlns:w="http://schemas.openxmlformats.org/wordprocessingml/2006/main" xmlns:w14="http://schemas.microsoft.com/office/word/2010/wordml" xmlns:wpg="http://schemas.microsoft.com/office/word/2010/wordprocessingGroup" xmlns:wpi="http://schemas.microsoft.com/office/word/2010/wordprocessingInk" xmlns:wne="http://schemas.microsoft.com/office/word/2006/wordml" xmlns:wps="http://schemas.microsoft.com/office/word/2010/wordprocessingShape" mc:Ignorable="w14 wp14">
   <w:footnote w:type="separator" w:id="-1">
@@ -6888,6 +6719,12 @@
 
 <file path=word/header3.xml><?xml version="1.0" encoding="utf-8"?>
 <w:hdr xmlns:wpc="http://schemas.microsoft.com/office/word/2010/wordprocessingCanvas" xmlns:mc="http://schemas.openxmlformats.org/markup-compatibility/2006" xmlns:o="urn:schemas-microsoft-com:office:office" xmlns:r="http://schemas.openxmlformats.org/officeDocument/2006/relationships" xmlns:m="http://schemas.openxmlformats.org/officeDocument/2006/math" xmlns:v="urn:schemas-microsoft-com:vml" xmlns:wp14="http://schemas.microsoft.com/office/word/2010/wordprocessingDrawing" xmlns:wp="http://schemas.openxmlformats.org/drawingml/2006/wordprocessingDrawing" xmlns:w10="urn:schemas-microsoft-com:office:word" xmlns:w="http://schemas.openxmlformats.org/wordprocessingml/2006/main" xmlns:w14="http://schemas.microsoft.com/office/word/2010/wordml" xmlns:wpg="http://schemas.microsoft.com/office/word/2010/wordprocessingGroup" xmlns:wpi="http://schemas.microsoft.com/office/word/2010/wordprocessingInk" xmlns:wne="http://schemas.microsoft.com/office/word/2006/wordml" xmlns:wps="http://schemas.microsoft.com/office/word/2010/wordprocessingShape" mc:Ignorable="w14 wp14">
+  <w:p/>
+</w:hdr>
+</file>
+
+<file path=word/header4.xml><?xml version="1.0" encoding="utf-8"?>
+<w:hdr xmlns:wpc="http://schemas.microsoft.com/office/word/2010/wordprocessingCanvas" xmlns:mc="http://schemas.openxmlformats.org/markup-compatibility/2006" xmlns:o="urn:schemas-microsoft-com:office:office" xmlns:r="http://schemas.openxmlformats.org/officeDocument/2006/relationships" xmlns:m="http://schemas.openxmlformats.org/officeDocument/2006/math" xmlns:v="urn:schemas-microsoft-com:vml" xmlns:wp14="http://schemas.microsoft.com/office/word/2010/wordprocessingDrawing" xmlns:wp="http://schemas.openxmlformats.org/drawingml/2006/wordprocessingDrawing" xmlns:w10="urn:schemas-microsoft-com:office:word" xmlns:w="http://schemas.openxmlformats.org/wordprocessingml/2006/main" xmlns:w14="http://schemas.microsoft.com/office/word/2010/wordml" xmlns:wpg="http://schemas.microsoft.com/office/word/2010/wordprocessingGroup" xmlns:wpi="http://schemas.microsoft.com/office/word/2010/wordprocessingInk" xmlns:wne="http://schemas.microsoft.com/office/word/2006/wordml" xmlns:wps="http://schemas.microsoft.com/office/word/2010/wordprocessingShape" mc:Ignorable="w14 wp14">
   <w:tbl>
     <w:tblPr>
       <w:tblW w:w="0" w:type="auto"/>
@@ -6913,12 +6750,6 @@
       <w:gridCol w:w="831"/>
     </w:tblGrid>
     <w:tr>
-      <w:tblPrEx>
-        <w:tblCellMar>
-          <w:top w:w="0" w:type="dxa"/>
-          <w:bottom w:w="0" w:type="dxa"/>
-        </w:tblCellMar>
-      </w:tblPrEx>
       <w:trPr>
         <w:cantSplit/>
       </w:trPr>
@@ -6933,7 +6764,7 @@
             <w:pStyle w:val="a5"/>
             <w:jc w:val="center"/>
             <w:rPr>
-              <w:rFonts w:ascii="ＭＳ ゴシック" w:eastAsia="ＭＳ ゴシック" w:hAnsi="ＭＳ ゴシック" w:hint="eastAsia"/>
+              <w:rFonts w:ascii="ＭＳ ゴシック" w:eastAsia="ＭＳ ゴシック" w:hAnsi="ＭＳ ゴシック"/>
               <w:color w:val="000000"/>
               <w:sz w:val="22"/>
               <w:szCs w:val="22"/>
@@ -6954,7 +6785,7 @@
             <w:pStyle w:val="a5"/>
             <w:jc w:val="center"/>
             <w:rPr>
-              <w:rFonts w:ascii="ＭＳ ゴシック" w:eastAsia="ＭＳ ゴシック" w:hAnsi="ＭＳ ゴシック" w:hint="eastAsia"/>
+              <w:rFonts w:ascii="ＭＳ ゴシック" w:eastAsia="ＭＳ ゴシック" w:hAnsi="ＭＳ ゴシック"/>
               <w:color w:val="000000"/>
               <w:sz w:val="22"/>
             </w:rPr>
@@ -6989,7 +6820,7 @@
           <w:pPr>
             <w:jc w:val="center"/>
             <w:rPr>
-              <w:rFonts w:ascii="ＭＳ ゴシック" w:eastAsia="ＭＳ ゴシック" w:hAnsi="ＭＳ ゴシック" w:hint="eastAsia"/>
+              <w:rFonts w:ascii="ＭＳ ゴシック" w:eastAsia="ＭＳ ゴシック" w:hAnsi="ＭＳ ゴシック"/>
               <w:bCs/>
               <w:lang w:eastAsia="ja-JP"/>
             </w:rPr>
@@ -7014,7 +6845,7 @@
             <w:pStyle w:val="a5"/>
             <w:jc w:val="center"/>
             <w:rPr>
-              <w:rFonts w:ascii="ＭＳ ゴシック" w:eastAsia="ＭＳ ゴシック" w:hAnsi="ＭＳ ゴシック" w:hint="eastAsia"/>
+              <w:rFonts w:ascii="ＭＳ ゴシック" w:eastAsia="ＭＳ ゴシック" w:hAnsi="ＭＳ ゴシック"/>
               <w:sz w:val="22"/>
             </w:rPr>
           </w:pPr>
@@ -7037,7 +6868,7 @@
             <w:pStyle w:val="a5"/>
             <w:jc w:val="center"/>
             <w:rPr>
-              <w:rFonts w:ascii="ＭＳ ゴシック" w:eastAsia="ＭＳ ゴシック" w:hAnsi="ＭＳ ゴシック" w:hint="eastAsia"/>
+              <w:rFonts w:ascii="ＭＳ ゴシック" w:eastAsia="ＭＳ ゴシック" w:hAnsi="ＭＳ ゴシック"/>
               <w:sz w:val="22"/>
             </w:rPr>
           </w:pPr>
@@ -7052,12 +6883,6 @@
       </w:tc>
     </w:tr>
     <w:tr>
-      <w:tblPrEx>
-        <w:tblCellMar>
-          <w:top w:w="0" w:type="dxa"/>
-          <w:bottom w:w="0" w:type="dxa"/>
-        </w:tblCellMar>
-      </w:tblPrEx>
       <w:trPr>
         <w:cantSplit/>
         <w:trHeight w:val="546"/>
@@ -7108,7 +6933,7 @@
             <w:pStyle w:val="a5"/>
             <w:jc w:val="center"/>
             <w:rPr>
-              <w:rFonts w:ascii="ＭＳ ゴシック" w:eastAsia="ＭＳ ゴシック" w:hAnsi="ＭＳ ゴシック" w:hint="eastAsia"/>
+              <w:rFonts w:ascii="ＭＳ ゴシック" w:eastAsia="ＭＳ ゴシック" w:hAnsi="ＭＳ ゴシック"/>
               <w:sz w:val="22"/>
             </w:rPr>
           </w:pPr>
@@ -7139,7 +6964,7 @@
               <w:rFonts w:ascii="ＭＳ ゴシック" w:eastAsia="ＭＳ ゴシック" w:hAnsi="ＭＳ ゴシック"/>
               <w:noProof/>
             </w:rPr>
-            <w:t>4</w:t>
+            <w:t>5</w:t>
           </w:r>
           <w:r>
             <w:rPr>
@@ -7214,16 +7039,6 @@
       <w:pStyle w:val="a5"/>
       <w:ind w:right="360"/>
       <w:jc w:val="right"/>
-    </w:pPr>
-  </w:p>
-</w:hdr>
-</file>
-
-<file path=word/header4.xml><?xml version="1.0" encoding="utf-8"?>
-<w:hdr xmlns:m="http://schemas.openxmlformats.org/officeDocument/2006/math" xmlns:mc="http://schemas.openxmlformats.org/markup-compatibility/2006" xmlns:mo="http://schemas.microsoft.com/office/mac/office/2008/main" xmlns:mv="urn:schemas-microsoft-com:mac:vml" xmlns:o="urn:schemas-microsoft-com:office:office" xmlns:r="http://schemas.openxmlformats.org/officeDocument/2006/relationships" xmlns:v="urn:schemas-microsoft-com:vml" xmlns:w10="urn:schemas-microsoft-com:office:word" xmlns:w14="http://schemas.microsoft.com/office/word/2010/wordml" xmlns:w="http://schemas.openxmlformats.org/wordprocessingml/2006/main" xmlns:wne="http://schemas.microsoft.com/office/word/2006/wordml" xmlns:wp14="http://schemas.microsoft.com/office/word/2010/wordprocessingDrawing" xmlns:wp="http://schemas.openxmlformats.org/drawingml/2006/wordprocessingDrawing" xmlns:wpc="http://schemas.microsoft.com/office/word/2010/wordprocessingCanvas" xmlns:wpg="http://schemas.microsoft.com/office/word/2010/wordprocessingGroup" xmlns:wpi="http://schemas.microsoft.com/office/word/2010/wordprocessingInk" xmlns:wps="http://schemas.microsoft.com/office/word/2010/wordprocessingShape" mc:Ignorable="w14 wp14">
-  <w:p>
-    <w:pPr>
-      <w:pStyle w:val="Header"/>
     </w:pPr>
   </w:p>
 </w:hdr>
@@ -8741,6 +8556,7 @@
   <w:style w:type="paragraph" w:default="1" w:styleId="a">
     <w:name w:val="Normal"/>
     <w:qFormat/>
+    <w:rsid w:val="006406A7"/>
     <w:rPr>
       <w:sz w:val="24"/>
       <w:szCs w:val="24"/>
@@ -8749,11 +8565,15 @@
   </w:style>
   <w:style w:type="character" w:default="1" w:styleId="a0">
     <w:name w:val="Default Paragraph Font"/>
+    <w:uiPriority w:val="1"/>
     <w:semiHidden/>
+    <w:unhideWhenUsed/>
   </w:style>
   <w:style w:type="table" w:default="1" w:styleId="a1">
     <w:name w:val="Normal Table"/>
+    <w:uiPriority w:val="99"/>
     <w:semiHidden/>
+    <w:unhideWhenUsed/>
     <w:tblPr>
       <w:tblInd w:w="0" w:type="dxa"/>
       <w:tblCellMar>
@@ -8766,7 +8586,9 @@
   </w:style>
   <w:style w:type="numbering" w:default="1" w:styleId="a2">
     <w:name w:val="No List"/>
+    <w:uiPriority w:val="99"/>
     <w:semiHidden/>
+    <w:unhideWhenUsed/>
   </w:style>
   <w:style w:type="paragraph" w:styleId="2">
     <w:name w:val="Body Text Indent 2"/>
@@ -9097,6 +8919,7 @@
   <w:style w:type="paragraph" w:default="1" w:styleId="a">
     <w:name w:val="Normal"/>
     <w:qFormat/>
+    <w:rsid w:val="006406A7"/>
     <w:rPr>
       <w:sz w:val="24"/>
       <w:szCs w:val="24"/>
@@ -9105,11 +8928,15 @@
   </w:style>
   <w:style w:type="character" w:default="1" w:styleId="a0">
     <w:name w:val="Default Paragraph Font"/>
+    <w:uiPriority w:val="1"/>
     <w:semiHidden/>
+    <w:unhideWhenUsed/>
   </w:style>
   <w:style w:type="table" w:default="1" w:styleId="a1">
     <w:name w:val="Normal Table"/>
+    <w:uiPriority w:val="99"/>
     <w:semiHidden/>
+    <w:unhideWhenUsed/>
     <w:tblPr>
       <w:tblInd w:w="0" w:type="dxa"/>
       <w:tblCellMar>
@@ -9122,7 +8949,9 @@
   </w:style>
   <w:style w:type="numbering" w:default="1" w:styleId="a2">
     <w:name w:val="No List"/>
+    <w:uiPriority w:val="99"/>
     <w:semiHidden/>
+    <w:unhideWhenUsed/>
   </w:style>
   <w:style w:type="paragraph" w:styleId="2">
     <w:name w:val="Body Text Indent 2"/>
@@ -9597,6 +9426,19 @@
 </file>
 
 <file path=customXml/item1.xml><?xml version="1.0" encoding="utf-8"?>
+<?mso-contentType ?>
+<FormTemplates xmlns="http://schemas.microsoft.com/sharepoint/v3/contenttype/forms">
+  <Display>DocumentLibraryForm</Display>
+  <Edit>DocumentLibraryForm</Edit>
+  <New>DocumentLibraryForm</New>
+</FormTemplates>
+</file>
+
+<file path=customXml/item2.xml><?xml version="1.0" encoding="utf-8"?>
+<LongProperties xmlns="http://schemas.microsoft.com/office/2006/metadata/longProperties"/>
+</file>
+
+<file path=customXml/item3.xml><?xml version="1.0" encoding="utf-8"?>
 <ct:contentTypeSchema xmlns:ct="http://schemas.microsoft.com/office/2006/metadata/contentType" xmlns:ma="http://schemas.microsoft.com/office/2006/metadata/properties/metaAttributes" ct:_="" ma:_="" ma:contentTypeName="ドキュメント" ma:contentTypeID="0x010100B9F3419BC2D8D64D830E9AEB8963277A" ma:contentTypeVersion="12" ma:contentTypeDescription="新しいドキュメントを作成します。" ma:contentTypeScope="" ma:versionID="aaae8dea08b675139fd36b71e1da83a8">
   <xsd:schema xmlns:xsd="http://www.w3.org/2001/XMLSchema" xmlns:xs="http://www.w3.org/2001/XMLSchema" xmlns:p="http://schemas.microsoft.com/office/2006/metadata/properties" xmlns:ns2="de1ba629-2ef5-49ac-9285-140fa60976af" xmlns:ns3="4d7fb8f6-9384-49ba-9078-0024065d699e" targetNamespace="http://schemas.microsoft.com/office/2006/metadata/properties" ma:root="true" ma:fieldsID="845626131e878e0396b23398a507c366" ns2:_="" ns3:_="">
     <xsd:import namespace="de1ba629-2ef5-49ac-9285-140fa60976af"/>
@@ -9797,19 +9639,6 @@
 </ct:contentTypeSchema>
 </file>
 
-<file path=customXml/item2.xml><?xml version="1.0" encoding="utf-8"?>
-<LongProperties xmlns="http://schemas.microsoft.com/office/2006/metadata/longProperties"/>
-</file>
-
-<file path=customXml/item3.xml><?xml version="1.0" encoding="utf-8"?>
-<?mso-contentType ?>
-<FormTemplates xmlns="http://schemas.microsoft.com/sharepoint/v3/contenttype/forms">
-  <Display>DocumentLibraryForm</Display>
-  <Edit>DocumentLibraryForm</Edit>
-  <New>DocumentLibraryForm</New>
-</FormTemplates>
-</file>
-
 <file path=customXml/item4.xml><?xml version="1.0" encoding="utf-8"?>
 <p:properties xmlns:p="http://schemas.microsoft.com/office/2006/metadata/properties" xmlns:xsi="http://www.w3.org/2001/XMLSchema-instance" xmlns:pc="http://schemas.microsoft.com/office/infopath/2007/PartnerControls">
   <documentManagement>
@@ -9826,6 +9655,22 @@
 </file>
 
 <file path=customXml/itemProps1.xml><?xml version="1.0" encoding="utf-8"?>
+<ds:datastoreItem xmlns:ds="http://schemas.openxmlformats.org/officeDocument/2006/customXml" ds:itemID="{C0087DCF-2777-4632-A9AD-98AFCD8DF384}">
+  <ds:schemaRefs>
+    <ds:schemaRef ds:uri="http://schemas.microsoft.com/sharepoint/v3/contenttype/forms"/>
+  </ds:schemaRefs>
+</ds:datastoreItem>
+</file>
+
+<file path=customXml/itemProps2.xml><?xml version="1.0" encoding="utf-8"?>
+<ds:datastoreItem xmlns:ds="http://schemas.openxmlformats.org/officeDocument/2006/customXml" ds:itemID="{E58BD72C-CAD8-4428-A234-35D3084B8500}">
+  <ds:schemaRefs>
+    <ds:schemaRef ds:uri="http://schemas.microsoft.com/office/2006/metadata/longProperties"/>
+  </ds:schemaRefs>
+</ds:datastoreItem>
+</file>
+
+<file path=customXml/itemProps3.xml><?xml version="1.0" encoding="utf-8"?>
 <ds:datastoreItem xmlns:ds="http://schemas.openxmlformats.org/officeDocument/2006/customXml" ds:itemID="{616F2512-D3F2-4D33-BC3E-754147D8E2C2}">
   <ds:schemaRefs>
     <ds:schemaRef ds:uri="http://schemas.microsoft.com/office/2006/metadata/contentType"/>
@@ -9844,22 +9689,6 @@
 </ds:datastoreItem>
 </file>
 
-<file path=customXml/itemProps2.xml><?xml version="1.0" encoding="utf-8"?>
-<ds:datastoreItem xmlns:ds="http://schemas.openxmlformats.org/officeDocument/2006/customXml" ds:itemID="{E58BD72C-CAD8-4428-A234-35D3084B8500}">
-  <ds:schemaRefs>
-    <ds:schemaRef ds:uri="http://schemas.microsoft.com/office/2006/metadata/longProperties"/>
-  </ds:schemaRefs>
-</ds:datastoreItem>
-</file>
-
-<file path=customXml/itemProps3.xml><?xml version="1.0" encoding="utf-8"?>
-<ds:datastoreItem xmlns:ds="http://schemas.openxmlformats.org/officeDocument/2006/customXml" ds:itemID="{C0087DCF-2777-4632-A9AD-98AFCD8DF384}">
-  <ds:schemaRefs>
-    <ds:schemaRef ds:uri="http://schemas.microsoft.com/sharepoint/v3/contenttype/forms"/>
-  </ds:schemaRefs>
-</ds:datastoreItem>
-</file>
-
 <file path=customXml/itemProps4.xml><?xml version="1.0" encoding="utf-8"?>
 <ds:datastoreItem xmlns:ds="http://schemas.openxmlformats.org/officeDocument/2006/customXml" ds:itemID="{567B5707-7EB5-4122-97F6-9DC37B22C432}">
   <ds:schemaRefs>
@@ -9872,7 +9701,7 @@
 </file>
 
 <file path=customXml/itemProps5.xml><?xml version="1.0" encoding="utf-8"?>
-<ds:datastoreItem xmlns:ds="http://schemas.openxmlformats.org/officeDocument/2006/customXml" ds:itemID="{C9580A07-8EB5-4F9B-98A6-EC49FF813DB5}">
+<ds:datastoreItem xmlns:ds="http://schemas.openxmlformats.org/officeDocument/2006/customXml" ds:itemID="{088BBE33-413B-4DAA-BDB3-DFB506515E05}">
   <ds:schemaRefs>
     <ds:schemaRef ds:uri="http://schemas.openxmlformats.org/officeDocument/2006/bibliography"/>
   </ds:schemaRefs>
